--- a/docs/needToKnow.docx
+++ b/docs/needToKnow.docx
@@ -1033,6 +1033,1912 @@
       </w:r>
     </w:p>
     <w:p/>
+    <w:p>
+      <w:r>
+        <w:t>API Testing:</w:t>
+      </w:r>
+    </w:p>
+    <w:p/>
+    <w:p>
+      <w:pPr>
+        <w:numPr>
+          <w:ilvl w:val="0"/>
+          <w:numId w:val="2"/>
+        </w:numPr>
+      </w:pPr>
+      <w:r>
+        <w:rPr>
+          <w:b/>
+          <w:bCs/>
+        </w:rPr>
+        <w:t>API Gateway</w:t>
+      </w:r>
+      <w:r>
+        <w:t> (ApiGatewayApplication.java) runs on </w:t>
+      </w:r>
+      <w:r>
+        <w:rPr>
+          <w:b/>
+          <w:bCs/>
+        </w:rPr>
+        <w:t>Port 8080</w:t>
+      </w:r>
+      <w:r>
+        <w:t>.</w:t>
+      </w:r>
+    </w:p>
+    <w:p>
+      <w:pPr>
+        <w:numPr>
+          <w:ilvl w:val="0"/>
+          <w:numId w:val="2"/>
+        </w:numPr>
+      </w:pPr>
+      <w:r>
+        <w:rPr>
+          <w:b/>
+          <w:bCs/>
+        </w:rPr>
+        <w:t>Eureka Service Registry</w:t>
+      </w:r>
+      <w:r>
+        <w:t> (EurekaServerApplication.java) runs on </w:t>
+      </w:r>
+      <w:r>
+        <w:rPr>
+          <w:b/>
+          <w:bCs/>
+        </w:rPr>
+        <w:t>Port 8761</w:t>
+      </w:r>
+      <w:r>
+        <w:t>.</w:t>
+      </w:r>
+    </w:p>
+    <w:p>
+      <w:pPr>
+        <w:numPr>
+          <w:ilvl w:val="0"/>
+          <w:numId w:val="2"/>
+        </w:numPr>
+      </w:pPr>
+      <w:r>
+        <w:t>Request Routing configured in Gateway (</w:t>
+      </w:r>
+      <w:proofErr w:type="spellStart"/>
+      <w:proofErr w:type="gramStart"/>
+      <w:r>
+        <w:t>application.yaml</w:t>
+      </w:r>
+      <w:proofErr w:type="spellEnd"/>
+      <w:proofErr w:type="gramEnd"/>
+      <w:r>
+        <w:t>):</w:t>
+      </w:r>
+    </w:p>
+    <w:p>
+      <w:pPr>
+        <w:numPr>
+          <w:ilvl w:val="1"/>
+          <w:numId w:val="2"/>
+        </w:numPr>
+      </w:pPr>
+      <w:r>
+        <w:lastRenderedPageBreak/>
+        <w:t>/</w:t>
+      </w:r>
+      <w:proofErr w:type="spellStart"/>
+      <w:proofErr w:type="gramStart"/>
+      <w:r>
+        <w:t>api</w:t>
+      </w:r>
+      <w:proofErr w:type="spellEnd"/>
+      <w:proofErr w:type="gramEnd"/>
+      <w:r>
+        <w:t>/auth/** &amp; /</w:t>
+      </w:r>
+      <w:proofErr w:type="spellStart"/>
+      <w:r>
+        <w:t>api</w:t>
+      </w:r>
+      <w:proofErr w:type="spellEnd"/>
+      <w:r>
+        <w:t>/test/** </w:t>
+      </w:r>
+      <m:oMath>
+        <m:r>
+          <w:rPr>
+            <w:rFonts w:ascii="Cambria Math" w:hAnsi="Cambria Math"/>
+          </w:rPr>
+          <m:t>→</m:t>
+        </m:r>
+      </m:oMath>
+      <w:r>
+        <w:t> </w:t>
+      </w:r>
+      <w:r>
+        <w:rPr>
+          <w:b/>
+          <w:bCs/>
+        </w:rPr>
+        <w:t>AUTH-SERVICE</w:t>
+      </w:r>
+      <w:r>
+        <w:t> (Port 8081)</w:t>
+      </w:r>
+    </w:p>
+    <w:p>
+      <w:pPr>
+        <w:numPr>
+          <w:ilvl w:val="1"/>
+          <w:numId w:val="2"/>
+        </w:numPr>
+      </w:pPr>
+      <w:r>
+        <w:t>/</w:t>
+      </w:r>
+      <w:proofErr w:type="spellStart"/>
+      <w:proofErr w:type="gramStart"/>
+      <w:r>
+        <w:t>api</w:t>
+      </w:r>
+      <w:proofErr w:type="spellEnd"/>
+      <w:proofErr w:type="gramEnd"/>
+      <w:r>
+        <w:t>/verify/** </w:t>
+      </w:r>
+      <m:oMath>
+        <m:r>
+          <w:rPr>
+            <w:rFonts w:ascii="Cambria Math" w:hAnsi="Cambria Math"/>
+          </w:rPr>
+          <m:t>→</m:t>
+        </m:r>
+      </m:oMath>
+      <w:r>
+        <w:t> </w:t>
+      </w:r>
+      <w:r>
+        <w:rPr>
+          <w:b/>
+          <w:bCs/>
+        </w:rPr>
+        <w:t>VERIFICATION-SERVICE</w:t>
+      </w:r>
+      <w:r>
+        <w:t> (Port 8082)</w:t>
+      </w:r>
+    </w:p>
+    <w:p>
+      <w:r>
+        <w:pict w14:anchorId="253CEFD0">
+          <v:rect id="_x0000_i1079" style="width:564pt;height:.75pt" o:hrpct="0" o:hralign="center" o:hrstd="t" o:hr="t" fillcolor="#a0a0a0" stroked="f"/>
+        </w:pict>
+      </w:r>
+    </w:p>
+    <w:p>
+      <w:r>
+        <w:rPr>
+          <w:rFonts w:ascii="Segoe UI Emoji" w:hAnsi="Segoe UI Emoji" w:cs="Segoe UI Emoji"/>
+        </w:rPr>
+        <w:t>🔑</w:t>
+      </w:r>
+      <w:r>
+        <w:t xml:space="preserve"> 1. Auth Service (AUTH-SERVICE)</w:t>
+      </w:r>
+    </w:p>
+    <w:p>
+      <w:r>
+        <w:rPr>
+          <w:b/>
+          <w:bCs/>
+        </w:rPr>
+        <w:t>Base Paths:</w:t>
+      </w:r>
+      <w:r>
+        <w:t> /</w:t>
+      </w:r>
+      <w:proofErr w:type="spellStart"/>
+      <w:r>
+        <w:t>api</w:t>
+      </w:r>
+      <w:proofErr w:type="spellEnd"/>
+      <w:r>
+        <w:t>/auth, /</w:t>
+      </w:r>
+      <w:proofErr w:type="spellStart"/>
+      <w:r>
+        <w:t>api</w:t>
+      </w:r>
+      <w:proofErr w:type="spellEnd"/>
+      <w:r>
+        <w:t>/test | </w:t>
+      </w:r>
+      <w:r>
+        <w:rPr>
+          <w:b/>
+          <w:bCs/>
+        </w:rPr>
+        <w:t>Port:</w:t>
+      </w:r>
+      <w:r>
+        <w:t> 8081 (Direct) or 8080 (via Gateway) | </w:t>
+      </w:r>
+      <w:r>
+        <w:rPr>
+          <w:b/>
+          <w:bCs/>
+        </w:rPr>
+        <w:t>Controller:</w:t>
+      </w:r>
+      <w:r>
+        <w:t> AuthController.java</w:t>
+      </w:r>
+    </w:p>
+    <w:p>
+      <w:r>
+        <w:t>1.1 POST /</w:t>
+      </w:r>
+      <w:proofErr w:type="spellStart"/>
+      <w:r>
+        <w:t>api</w:t>
+      </w:r>
+      <w:proofErr w:type="spellEnd"/>
+      <w:r>
+        <w:t>/auth/register/junior</w:t>
+      </w:r>
+    </w:p>
+    <w:p>
+      <w:pPr>
+        <w:numPr>
+          <w:ilvl w:val="0"/>
+          <w:numId w:val="3"/>
+        </w:numPr>
+      </w:pPr>
+      <w:r>
+        <w:rPr>
+          <w:b/>
+          <w:bCs/>
+        </w:rPr>
+        <w:t>Service:</w:t>
+      </w:r>
+      <w:r>
+        <w:t> Auth Service</w:t>
+      </w:r>
+    </w:p>
+    <w:p>
+      <w:pPr>
+        <w:numPr>
+          <w:ilvl w:val="0"/>
+          <w:numId w:val="3"/>
+        </w:numPr>
+      </w:pPr>
+      <w:r>
+        <w:rPr>
+          <w:b/>
+          <w:bCs/>
+        </w:rPr>
+        <w:t>What it does:</w:t>
+      </w:r>
+      <w:r>
+        <w:t xml:space="preserve"> Registers a </w:t>
+      </w:r>
+      <w:proofErr w:type="gramStart"/>
+      <w:r>
+        <w:t>Junior</w:t>
+      </w:r>
+      <w:proofErr w:type="gramEnd"/>
+      <w:r>
+        <w:t xml:space="preserve"> student account. Automatically generates a GVP email address (&lt;</w:t>
+      </w:r>
+      <w:proofErr w:type="spellStart"/>
+      <w:r>
+        <w:t>enrollmentNumber</w:t>
+      </w:r>
+      <w:proofErr w:type="spellEnd"/>
+      <w:r>
+        <w:t>&gt;.gvp@gujaratvidyapith.org), saves user with JUNIOR role, generates a 6-digit OTP (valid for 10 minutes), and calls the Verification Service to send the OTP email.</w:t>
+      </w:r>
+    </w:p>
+    <w:p>
+      <w:pPr>
+        <w:numPr>
+          <w:ilvl w:val="0"/>
+          <w:numId w:val="3"/>
+        </w:numPr>
+      </w:pPr>
+      <w:r>
+        <w:rPr>
+          <w:b/>
+          <w:bCs/>
+        </w:rPr>
+        <w:t>Authentication Required:</w:t>
+      </w:r>
+      <w:r>
+        <w:t> None (Public)</w:t>
+      </w:r>
+    </w:p>
+    <w:p>
+      <w:pPr>
+        <w:numPr>
+          <w:ilvl w:val="0"/>
+          <w:numId w:val="3"/>
+        </w:numPr>
+      </w:pPr>
+      <w:r>
+        <w:rPr>
+          <w:b/>
+          <w:bCs/>
+        </w:rPr>
+        <w:t>Required Input (JSON Body):</w:t>
+      </w:r>
+    </w:p>
+    <w:p>
+      <w:pPr>
+        <w:numPr>
+          <w:ilvl w:val="1"/>
+          <w:numId w:val="3"/>
+        </w:numPr>
+      </w:pPr>
+      <w:r>
+        <w:t>name (String, required)</w:t>
+      </w:r>
+    </w:p>
+    <w:p>
+      <w:pPr>
+        <w:numPr>
+          <w:ilvl w:val="1"/>
+          <w:numId w:val="3"/>
+        </w:numPr>
+      </w:pPr>
+      <w:proofErr w:type="spellStart"/>
+      <w:r>
+        <w:t>enrollmentNumber</w:t>
+      </w:r>
+      <w:proofErr w:type="spellEnd"/>
+      <w:r>
+        <w:t> (String, required)</w:t>
+      </w:r>
+    </w:p>
+    <w:p>
+      <w:pPr>
+        <w:numPr>
+          <w:ilvl w:val="1"/>
+          <w:numId w:val="3"/>
+        </w:numPr>
+      </w:pPr>
+      <w:r>
+        <w:t>department (String, required)</w:t>
+      </w:r>
+    </w:p>
+    <w:p>
+      <w:pPr>
+        <w:numPr>
+          <w:ilvl w:val="1"/>
+          <w:numId w:val="3"/>
+        </w:numPr>
+      </w:pPr>
+      <w:r>
+        <w:t>year (String, required)</w:t>
+      </w:r>
+    </w:p>
+    <w:p>
+      <w:pPr>
+        <w:numPr>
+          <w:ilvl w:val="1"/>
+          <w:numId w:val="3"/>
+        </w:numPr>
+      </w:pPr>
+      <w:r>
+        <w:t>password (String, required, min 6 characters)</w:t>
+      </w:r>
+    </w:p>
+    <w:p>
+      <w:pPr>
+        <w:numPr>
+          <w:ilvl w:val="0"/>
+          <w:numId w:val="3"/>
+        </w:numPr>
+      </w:pPr>
+      <w:r>
+        <w:rPr>
+          <w:b/>
+          <w:bCs/>
+        </w:rPr>
+        <w:t>Output (JSON):</w:t>
+      </w:r>
+      <w:r>
+        <w:t> </w:t>
+      </w:r>
+      <w:proofErr w:type="spellStart"/>
+      <w:r>
+        <w:t>RegisterResponse</w:t>
+      </w:r>
+      <w:proofErr w:type="spellEnd"/>
+    </w:p>
+    <w:p>
+      <w:pPr>
+        <w:numPr>
+          <w:ilvl w:val="1"/>
+          <w:numId w:val="3"/>
+        </w:numPr>
+      </w:pPr>
+      <w:r>
+        <w:t>message (String, e.g., "Junior registration successful. OTP sent to...")</w:t>
+      </w:r>
+    </w:p>
+    <w:p>
+      <w:pPr>
+        <w:numPr>
+          <w:ilvl w:val="1"/>
+          <w:numId w:val="3"/>
+        </w:numPr>
+      </w:pPr>
+      <w:r>
+        <w:t>email (String)</w:t>
+      </w:r>
+    </w:p>
+    <w:p>
+      <w:r>
+        <w:pict w14:anchorId="2DC8D22F">
+          <v:rect id="_x0000_i1080" style="width:564pt;height:.75pt" o:hrpct="0" o:hralign="center" o:hrstd="t" o:hr="t" fillcolor="#a0a0a0" stroked="f"/>
+        </w:pict>
+      </w:r>
+    </w:p>
+    <w:p>
+      <w:r>
+        <w:t>1.2 POST /</w:t>
+      </w:r>
+      <w:proofErr w:type="spellStart"/>
+      <w:r>
+        <w:t>api</w:t>
+      </w:r>
+      <w:proofErr w:type="spellEnd"/>
+      <w:r>
+        <w:t>/auth/register/senior</w:t>
+      </w:r>
+    </w:p>
+    <w:p>
+      <w:pPr>
+        <w:numPr>
+          <w:ilvl w:val="0"/>
+          <w:numId w:val="4"/>
+        </w:numPr>
+      </w:pPr>
+      <w:r>
+        <w:rPr>
+          <w:b/>
+          <w:bCs/>
+        </w:rPr>
+        <w:t>Service:</w:t>
+      </w:r>
+      <w:r>
+        <w:t> Auth Service</w:t>
+      </w:r>
+    </w:p>
+    <w:p>
+      <w:pPr>
+        <w:numPr>
+          <w:ilvl w:val="0"/>
+          <w:numId w:val="4"/>
+        </w:numPr>
+      </w:pPr>
+      <w:r>
+        <w:rPr>
+          <w:b/>
+          <w:bCs/>
+        </w:rPr>
+        <w:t>What it does:</w:t>
+      </w:r>
+      <w:r>
+        <w:t> Registers a Senior student account. Creates an unverified account (verified = false) with verification status PENDING and verification method MARKSHEET. Prompting the user to proceed with marksheet upload.</w:t>
+      </w:r>
+    </w:p>
+    <w:p>
+      <w:pPr>
+        <w:numPr>
+          <w:ilvl w:val="0"/>
+          <w:numId w:val="4"/>
+        </w:numPr>
+      </w:pPr>
+      <w:r>
+        <w:rPr>
+          <w:b/>
+          <w:bCs/>
+        </w:rPr>
+        <w:t>Authentication Required:</w:t>
+      </w:r>
+      <w:r>
+        <w:t> None (Public)</w:t>
+      </w:r>
+    </w:p>
+    <w:p>
+      <w:pPr>
+        <w:numPr>
+          <w:ilvl w:val="0"/>
+          <w:numId w:val="4"/>
+        </w:numPr>
+      </w:pPr>
+      <w:r>
+        <w:rPr>
+          <w:b/>
+          <w:bCs/>
+        </w:rPr>
+        <w:t>Required Input (JSON Body):</w:t>
+      </w:r>
+    </w:p>
+    <w:p>
+      <w:pPr>
+        <w:numPr>
+          <w:ilvl w:val="1"/>
+          <w:numId w:val="4"/>
+        </w:numPr>
+      </w:pPr>
+      <w:r>
+        <w:lastRenderedPageBreak/>
+        <w:t>name (String, required)</w:t>
+      </w:r>
+    </w:p>
+    <w:p>
+      <w:pPr>
+        <w:numPr>
+          <w:ilvl w:val="1"/>
+          <w:numId w:val="4"/>
+        </w:numPr>
+      </w:pPr>
+      <w:proofErr w:type="spellStart"/>
+      <w:r>
+        <w:t>enrollmentNumber</w:t>
+      </w:r>
+      <w:proofErr w:type="spellEnd"/>
+      <w:r>
+        <w:t> (String, required)</w:t>
+      </w:r>
+    </w:p>
+    <w:p>
+      <w:pPr>
+        <w:numPr>
+          <w:ilvl w:val="1"/>
+          <w:numId w:val="4"/>
+        </w:numPr>
+      </w:pPr>
+      <w:r>
+        <w:t>department (String, required)</w:t>
+      </w:r>
+    </w:p>
+    <w:p>
+      <w:pPr>
+        <w:numPr>
+          <w:ilvl w:val="1"/>
+          <w:numId w:val="4"/>
+        </w:numPr>
+      </w:pPr>
+      <w:r>
+        <w:t>password (String, required, min 6 characters)</w:t>
+      </w:r>
+    </w:p>
+    <w:p>
+      <w:pPr>
+        <w:numPr>
+          <w:ilvl w:val="0"/>
+          <w:numId w:val="4"/>
+        </w:numPr>
+      </w:pPr>
+      <w:r>
+        <w:rPr>
+          <w:b/>
+          <w:bCs/>
+        </w:rPr>
+        <w:t>Output (JSON):</w:t>
+      </w:r>
+      <w:r>
+        <w:t> </w:t>
+      </w:r>
+      <w:proofErr w:type="spellStart"/>
+      <w:r>
+        <w:t>RegisterResponse</w:t>
+      </w:r>
+      <w:proofErr w:type="spellEnd"/>
+    </w:p>
+    <w:p>
+      <w:pPr>
+        <w:numPr>
+          <w:ilvl w:val="1"/>
+          <w:numId w:val="4"/>
+        </w:numPr>
+      </w:pPr>
+      <w:r>
+        <w:t>message (String, e.g., "Senior registration initiated. Please upload your marksheet for verification.")</w:t>
+      </w:r>
+    </w:p>
+    <w:p>
+      <w:pPr>
+        <w:numPr>
+          <w:ilvl w:val="1"/>
+          <w:numId w:val="4"/>
+        </w:numPr>
+      </w:pPr>
+      <w:r>
+        <w:t>email (String)</w:t>
+      </w:r>
+    </w:p>
+    <w:p>
+      <w:r>
+        <w:pict w14:anchorId="0C3423D4">
+          <v:rect id="_x0000_i1081" style="width:564pt;height:.75pt" o:hrpct="0" o:hralign="center" o:hrstd="t" o:hr="t" fillcolor="#a0a0a0" stroked="f"/>
+        </w:pict>
+      </w:r>
+    </w:p>
+    <w:p>
+      <w:r>
+        <w:t>1.3 POST /</w:t>
+      </w:r>
+      <w:proofErr w:type="spellStart"/>
+      <w:r>
+        <w:t>api</w:t>
+      </w:r>
+      <w:proofErr w:type="spellEnd"/>
+      <w:r>
+        <w:t>/auth/verify-</w:t>
+      </w:r>
+      <w:proofErr w:type="spellStart"/>
+      <w:r>
+        <w:t>otp</w:t>
+      </w:r>
+      <w:proofErr w:type="spellEnd"/>
+    </w:p>
+    <w:p>
+      <w:pPr>
+        <w:numPr>
+          <w:ilvl w:val="0"/>
+          <w:numId w:val="5"/>
+        </w:numPr>
+      </w:pPr>
+      <w:r>
+        <w:rPr>
+          <w:b/>
+          <w:bCs/>
+        </w:rPr>
+        <w:t>Service:</w:t>
+      </w:r>
+      <w:r>
+        <w:t> Auth Service</w:t>
+      </w:r>
+    </w:p>
+    <w:p>
+      <w:pPr>
+        <w:numPr>
+          <w:ilvl w:val="0"/>
+          <w:numId w:val="5"/>
+        </w:numPr>
+      </w:pPr>
+      <w:r>
+        <w:rPr>
+          <w:b/>
+          <w:bCs/>
+        </w:rPr>
+        <w:t>What it does:</w:t>
+      </w:r>
+      <w:r>
+        <w:t xml:space="preserve"> Validates the 6-digit OTP submitted by a </w:t>
+      </w:r>
+      <w:proofErr w:type="gramStart"/>
+      <w:r>
+        <w:t>Junior</w:t>
+      </w:r>
+      <w:proofErr w:type="gramEnd"/>
+      <w:r>
+        <w:t xml:space="preserve"> student. If the OTP is correct and not expired, sets verified = true, </w:t>
+      </w:r>
+      <w:proofErr w:type="spellStart"/>
+      <w:r>
+        <w:t>verificationStatus</w:t>
+      </w:r>
+      <w:proofErr w:type="spellEnd"/>
+      <w:r>
+        <w:t xml:space="preserve"> = VERIFIED, and activates the account.</w:t>
+      </w:r>
+    </w:p>
+    <w:p>
+      <w:pPr>
+        <w:numPr>
+          <w:ilvl w:val="0"/>
+          <w:numId w:val="5"/>
+        </w:numPr>
+      </w:pPr>
+      <w:r>
+        <w:rPr>
+          <w:b/>
+          <w:bCs/>
+        </w:rPr>
+        <w:t>Authentication Required:</w:t>
+      </w:r>
+      <w:r>
+        <w:t> None (Public)</w:t>
+      </w:r>
+    </w:p>
+    <w:p>
+      <w:pPr>
+        <w:numPr>
+          <w:ilvl w:val="0"/>
+          <w:numId w:val="5"/>
+        </w:numPr>
+      </w:pPr>
+      <w:r>
+        <w:rPr>
+          <w:b/>
+          <w:bCs/>
+        </w:rPr>
+        <w:t>Required Input (JSON Body):</w:t>
+      </w:r>
+    </w:p>
+    <w:p>
+      <w:pPr>
+        <w:numPr>
+          <w:ilvl w:val="1"/>
+          <w:numId w:val="5"/>
+        </w:numPr>
+      </w:pPr>
+      <w:r>
+        <w:t>email (String, required)</w:t>
+      </w:r>
+    </w:p>
+    <w:p>
+      <w:pPr>
+        <w:numPr>
+          <w:ilvl w:val="1"/>
+          <w:numId w:val="5"/>
+        </w:numPr>
+      </w:pPr>
+      <w:proofErr w:type="spellStart"/>
+      <w:r>
+        <w:t>otp</w:t>
+      </w:r>
+      <w:proofErr w:type="spellEnd"/>
+      <w:r>
+        <w:t> (String, required)</w:t>
+      </w:r>
+    </w:p>
+    <w:p>
+      <w:pPr>
+        <w:numPr>
+          <w:ilvl w:val="0"/>
+          <w:numId w:val="5"/>
+        </w:numPr>
+      </w:pPr>
+      <w:r>
+        <w:rPr>
+          <w:b/>
+          <w:bCs/>
+        </w:rPr>
+        <w:t>Output (JSON):</w:t>
+      </w:r>
+      <w:r>
+        <w:t> </w:t>
+      </w:r>
+      <w:proofErr w:type="spellStart"/>
+      <w:r>
+        <w:t>RegisterResponse</w:t>
+      </w:r>
+      <w:proofErr w:type="spellEnd"/>
+    </w:p>
+    <w:p>
+      <w:pPr>
+        <w:numPr>
+          <w:ilvl w:val="1"/>
+          <w:numId w:val="5"/>
+        </w:numPr>
+      </w:pPr>
+      <w:r>
+        <w:t>message (String, e.g., "OTP verified successfully. Account activated!")</w:t>
+      </w:r>
+    </w:p>
+    <w:p>
+      <w:pPr>
+        <w:numPr>
+          <w:ilvl w:val="1"/>
+          <w:numId w:val="5"/>
+        </w:numPr>
+      </w:pPr>
+      <w:r>
+        <w:t>email (String)</w:t>
+      </w:r>
+    </w:p>
+    <w:p>
+      <w:r>
+        <w:pict w14:anchorId="474F2BD2">
+          <v:rect id="_x0000_i1082" style="width:564pt;height:.75pt" o:hrpct="0" o:hralign="center" o:hrstd="t" o:hr="t" fillcolor="#a0a0a0" stroked="f"/>
+        </w:pict>
+      </w:r>
+    </w:p>
+    <w:p>
+      <w:r>
+        <w:t>1.4 POST /</w:t>
+      </w:r>
+      <w:proofErr w:type="spellStart"/>
+      <w:r>
+        <w:t>api</w:t>
+      </w:r>
+      <w:proofErr w:type="spellEnd"/>
+      <w:r>
+        <w:t>/auth/login</w:t>
+      </w:r>
+    </w:p>
+    <w:p>
+      <w:pPr>
+        <w:numPr>
+          <w:ilvl w:val="0"/>
+          <w:numId w:val="6"/>
+        </w:numPr>
+      </w:pPr>
+      <w:r>
+        <w:rPr>
+          <w:b/>
+          <w:bCs/>
+        </w:rPr>
+        <w:t>Service:</w:t>
+      </w:r>
+      <w:r>
+        <w:t> Auth Service</w:t>
+      </w:r>
+    </w:p>
+    <w:p>
+      <w:pPr>
+        <w:numPr>
+          <w:ilvl w:val="0"/>
+          <w:numId w:val="6"/>
+        </w:numPr>
+      </w:pPr>
+      <w:r>
+        <w:rPr>
+          <w:b/>
+          <w:bCs/>
+        </w:rPr>
+        <w:t>What it does:</w:t>
+      </w:r>
+      <w:r>
+        <w:t> Authenticates a registered Junior or Senior student using their credentials. Ensures the account is verified before granting access, generating and returning a JWT bearer token.</w:t>
+      </w:r>
+    </w:p>
+    <w:p>
+      <w:pPr>
+        <w:numPr>
+          <w:ilvl w:val="0"/>
+          <w:numId w:val="6"/>
+        </w:numPr>
+      </w:pPr>
+      <w:r>
+        <w:rPr>
+          <w:b/>
+          <w:bCs/>
+        </w:rPr>
+        <w:t>Authentication Required:</w:t>
+      </w:r>
+      <w:r>
+        <w:t> None (Public)</w:t>
+      </w:r>
+    </w:p>
+    <w:p>
+      <w:pPr>
+        <w:numPr>
+          <w:ilvl w:val="0"/>
+          <w:numId w:val="6"/>
+        </w:numPr>
+      </w:pPr>
+      <w:r>
+        <w:rPr>
+          <w:b/>
+          <w:bCs/>
+        </w:rPr>
+        <w:t>Required Input (JSON Body):</w:t>
+      </w:r>
+    </w:p>
+    <w:p>
+      <w:pPr>
+        <w:numPr>
+          <w:ilvl w:val="1"/>
+          <w:numId w:val="6"/>
+        </w:numPr>
+      </w:pPr>
+      <w:r>
+        <w:lastRenderedPageBreak/>
+        <w:t xml:space="preserve">email (String, required - accepts either GVP Email or </w:t>
+      </w:r>
+      <w:proofErr w:type="spellStart"/>
+      <w:r>
+        <w:t>Enrollment</w:t>
+      </w:r>
+      <w:proofErr w:type="spellEnd"/>
+      <w:r>
+        <w:t xml:space="preserve"> Number)</w:t>
+      </w:r>
+    </w:p>
+    <w:p>
+      <w:pPr>
+        <w:numPr>
+          <w:ilvl w:val="1"/>
+          <w:numId w:val="6"/>
+        </w:numPr>
+      </w:pPr>
+      <w:r>
+        <w:t>password (String, required)</w:t>
+      </w:r>
+    </w:p>
+    <w:p>
+      <w:pPr>
+        <w:numPr>
+          <w:ilvl w:val="0"/>
+          <w:numId w:val="6"/>
+        </w:numPr>
+      </w:pPr>
+      <w:r>
+        <w:rPr>
+          <w:b/>
+          <w:bCs/>
+        </w:rPr>
+        <w:t>Output (JSON):</w:t>
+      </w:r>
+      <w:r>
+        <w:t> </w:t>
+      </w:r>
+      <w:proofErr w:type="spellStart"/>
+      <w:r>
+        <w:t>LoginResponse</w:t>
+      </w:r>
+      <w:proofErr w:type="spellEnd"/>
+    </w:p>
+    <w:p>
+      <w:pPr>
+        <w:numPr>
+          <w:ilvl w:val="1"/>
+          <w:numId w:val="6"/>
+        </w:numPr>
+      </w:pPr>
+      <w:r>
+        <w:t>token (String, JWT bearer token)</w:t>
+      </w:r>
+    </w:p>
+    <w:p>
+      <w:pPr>
+        <w:numPr>
+          <w:ilvl w:val="1"/>
+          <w:numId w:val="6"/>
+        </w:numPr>
+      </w:pPr>
+      <w:r>
+        <w:t>user (Object):</w:t>
+      </w:r>
+    </w:p>
+    <w:p>
+      <w:pPr>
+        <w:numPr>
+          <w:ilvl w:val="2"/>
+          <w:numId w:val="6"/>
+        </w:numPr>
+      </w:pPr>
+      <w:r>
+        <w:t>id (String)</w:t>
+      </w:r>
+    </w:p>
+    <w:p>
+      <w:pPr>
+        <w:numPr>
+          <w:ilvl w:val="2"/>
+          <w:numId w:val="6"/>
+        </w:numPr>
+      </w:pPr>
+      <w:r>
+        <w:t>name (String)</w:t>
+      </w:r>
+    </w:p>
+    <w:p>
+      <w:pPr>
+        <w:numPr>
+          <w:ilvl w:val="2"/>
+          <w:numId w:val="6"/>
+        </w:numPr>
+      </w:pPr>
+      <w:r>
+        <w:t>email (String)</w:t>
+      </w:r>
+    </w:p>
+    <w:p>
+      <w:pPr>
+        <w:numPr>
+          <w:ilvl w:val="2"/>
+          <w:numId w:val="6"/>
+        </w:numPr>
+      </w:pPr>
+      <w:r>
+        <w:t>role (Enum: JUNIOR | SENIOR)</w:t>
+      </w:r>
+    </w:p>
+    <w:p>
+      <w:r>
+        <w:pict w14:anchorId="4350ECC8">
+          <v:rect id="_x0000_i1083" style="width:564pt;height:.75pt" o:hrpct="0" o:hralign="center" o:hrstd="t" o:hr="t" fillcolor="#a0a0a0" stroked="f"/>
+        </w:pict>
+      </w:r>
+    </w:p>
+    <w:p>
+      <w:r>
+        <w:t>1.5 GET /</w:t>
+      </w:r>
+      <w:proofErr w:type="spellStart"/>
+      <w:r>
+        <w:t>api</w:t>
+      </w:r>
+      <w:proofErr w:type="spellEnd"/>
+      <w:r>
+        <w:t>/auth/internal/user</w:t>
+      </w:r>
+    </w:p>
+    <w:p>
+      <w:pPr>
+        <w:numPr>
+          <w:ilvl w:val="0"/>
+          <w:numId w:val="7"/>
+        </w:numPr>
+      </w:pPr>
+      <w:r>
+        <w:rPr>
+          <w:b/>
+          <w:bCs/>
+        </w:rPr>
+        <w:t>Service:</w:t>
+      </w:r>
+      <w:r>
+        <w:t> Auth Service</w:t>
+      </w:r>
+    </w:p>
+    <w:p>
+      <w:pPr>
+        <w:numPr>
+          <w:ilvl w:val="0"/>
+          <w:numId w:val="7"/>
+        </w:numPr>
+      </w:pPr>
+      <w:r>
+        <w:rPr>
+          <w:b/>
+          <w:bCs/>
+        </w:rPr>
+        <w:t>What it does:</w:t>
+      </w:r>
+      <w:r>
+        <w:t xml:space="preserve"> Internal REST endpoint used by VERIFICATION-SERVICE to fetch registered user details by </w:t>
+      </w:r>
+      <w:proofErr w:type="spellStart"/>
+      <w:r>
+        <w:t>enrollment</w:t>
+      </w:r>
+      <w:proofErr w:type="spellEnd"/>
+      <w:r>
+        <w:t xml:space="preserve"> number during Senior marksheet verification.</w:t>
+      </w:r>
+    </w:p>
+    <w:p>
+      <w:pPr>
+        <w:numPr>
+          <w:ilvl w:val="0"/>
+          <w:numId w:val="7"/>
+        </w:numPr>
+      </w:pPr>
+      <w:r>
+        <w:rPr>
+          <w:b/>
+          <w:bCs/>
+        </w:rPr>
+        <w:t>Authentication Required:</w:t>
+      </w:r>
+      <w:r>
+        <w:t> Internal / Permitted</w:t>
+      </w:r>
+    </w:p>
+    <w:p>
+      <w:pPr>
+        <w:numPr>
+          <w:ilvl w:val="0"/>
+          <w:numId w:val="7"/>
+        </w:numPr>
+      </w:pPr>
+      <w:r>
+        <w:rPr>
+          <w:b/>
+          <w:bCs/>
+        </w:rPr>
+        <w:t>Required Input (Query Param):</w:t>
+      </w:r>
+    </w:p>
+    <w:p>
+      <w:pPr>
+        <w:numPr>
+          <w:ilvl w:val="1"/>
+          <w:numId w:val="7"/>
+        </w:numPr>
+      </w:pPr>
+      <w:proofErr w:type="spellStart"/>
+      <w:r>
+        <w:t>enrollmentNumber</w:t>
+      </w:r>
+      <w:proofErr w:type="spellEnd"/>
+      <w:r>
+        <w:t> (String, required)</w:t>
+      </w:r>
+    </w:p>
+    <w:p>
+      <w:pPr>
+        <w:numPr>
+          <w:ilvl w:val="0"/>
+          <w:numId w:val="7"/>
+        </w:numPr>
+      </w:pPr>
+      <w:r>
+        <w:rPr>
+          <w:b/>
+          <w:bCs/>
+        </w:rPr>
+        <w:t>Output (JSON):</w:t>
+      </w:r>
+      <w:r>
+        <w:t> User object (MongoDB document containing user profile details).</w:t>
+      </w:r>
+    </w:p>
+    <w:p>
+      <w:r>
+        <w:pict w14:anchorId="1298982A">
+          <v:rect id="_x0000_i1084" style="width:564pt;height:.75pt" o:hrpct="0" o:hralign="center" o:hrstd="t" o:hr="t" fillcolor="#a0a0a0" stroked="f"/>
+        </w:pict>
+      </w:r>
+    </w:p>
+    <w:p>
+      <w:r>
+        <w:t>1.6 PUT /</w:t>
+      </w:r>
+      <w:proofErr w:type="spellStart"/>
+      <w:r>
+        <w:t>api</w:t>
+      </w:r>
+      <w:proofErr w:type="spellEnd"/>
+      <w:r>
+        <w:t>/auth/internal/activate-senior</w:t>
+      </w:r>
+    </w:p>
+    <w:p>
+      <w:pPr>
+        <w:numPr>
+          <w:ilvl w:val="0"/>
+          <w:numId w:val="8"/>
+        </w:numPr>
+      </w:pPr>
+      <w:r>
+        <w:rPr>
+          <w:b/>
+          <w:bCs/>
+        </w:rPr>
+        <w:t>Service:</w:t>
+      </w:r>
+      <w:r>
+        <w:t> Auth Service</w:t>
+      </w:r>
+    </w:p>
+    <w:p>
+      <w:pPr>
+        <w:numPr>
+          <w:ilvl w:val="0"/>
+          <w:numId w:val="8"/>
+        </w:numPr>
+      </w:pPr>
+      <w:r>
+        <w:rPr>
+          <w:b/>
+          <w:bCs/>
+        </w:rPr>
+        <w:t>What it does:</w:t>
+      </w:r>
+      <w:r>
+        <w:t> Internal REST endpoint called by VERIFICATION-SERVICE when OCR validation of a Senior marksheet passes. Activates the senior's account (verified = true, </w:t>
+      </w:r>
+      <w:proofErr w:type="spellStart"/>
+      <w:r>
+        <w:t>verificationStatus</w:t>
+      </w:r>
+      <w:proofErr w:type="spellEnd"/>
+      <w:r>
+        <w:t xml:space="preserve"> = VERIFIED, </w:t>
+      </w:r>
+      <w:proofErr w:type="spellStart"/>
+      <w:r>
+        <w:t>verificationMethod</w:t>
+      </w:r>
+      <w:proofErr w:type="spellEnd"/>
+      <w:r>
+        <w:t xml:space="preserve"> = MARKSHEET_OCR).</w:t>
+      </w:r>
+    </w:p>
+    <w:p>
+      <w:pPr>
+        <w:numPr>
+          <w:ilvl w:val="0"/>
+          <w:numId w:val="8"/>
+        </w:numPr>
+      </w:pPr>
+      <w:r>
+        <w:rPr>
+          <w:b/>
+          <w:bCs/>
+        </w:rPr>
+        <w:t>Authentication Required:</w:t>
+      </w:r>
+      <w:r>
+        <w:t> Internal / Permitted</w:t>
+      </w:r>
+    </w:p>
+    <w:p>
+      <w:pPr>
+        <w:numPr>
+          <w:ilvl w:val="0"/>
+          <w:numId w:val="8"/>
+        </w:numPr>
+      </w:pPr>
+      <w:r>
+        <w:rPr>
+          <w:b/>
+          <w:bCs/>
+        </w:rPr>
+        <w:t>Required Input (Query Param):</w:t>
+      </w:r>
+    </w:p>
+    <w:p>
+      <w:pPr>
+        <w:numPr>
+          <w:ilvl w:val="1"/>
+          <w:numId w:val="8"/>
+        </w:numPr>
+      </w:pPr>
+      <w:proofErr w:type="spellStart"/>
+      <w:r>
+        <w:t>enrollmentNumber</w:t>
+      </w:r>
+      <w:proofErr w:type="spellEnd"/>
+      <w:r>
+        <w:t> (String, required)</w:t>
+      </w:r>
+    </w:p>
+    <w:p>
+      <w:pPr>
+        <w:numPr>
+          <w:ilvl w:val="0"/>
+          <w:numId w:val="8"/>
+        </w:numPr>
+      </w:pPr>
+      <w:r>
+        <w:rPr>
+          <w:b/>
+          <w:bCs/>
+        </w:rPr>
+        <w:t>Output (Text):</w:t>
+      </w:r>
+      <w:r>
+        <w:t> "Senior account activated successfully"</w:t>
+      </w:r>
+    </w:p>
+    <w:p>
+      <w:r>
+        <w:pict w14:anchorId="03123F21">
+          <v:rect id="_x0000_i1085" style="width:564pt;height:.75pt" o:hrpct="0" o:hralign="center" o:hrstd="t" o:hr="t" fillcolor="#a0a0a0" stroked="f"/>
+        </w:pict>
+      </w:r>
+    </w:p>
+    <w:p>
+      <w:r>
+        <w:lastRenderedPageBreak/>
+        <w:t>1.7 GET /</w:t>
+      </w:r>
+      <w:proofErr w:type="spellStart"/>
+      <w:r>
+        <w:t>api</w:t>
+      </w:r>
+      <w:proofErr w:type="spellEnd"/>
+      <w:r>
+        <w:t>/test</w:t>
+      </w:r>
+    </w:p>
+    <w:p>
+      <w:pPr>
+        <w:numPr>
+          <w:ilvl w:val="0"/>
+          <w:numId w:val="9"/>
+        </w:numPr>
+      </w:pPr>
+      <w:r>
+        <w:rPr>
+          <w:b/>
+          <w:bCs/>
+        </w:rPr>
+        <w:t>Service:</w:t>
+      </w:r>
+      <w:r>
+        <w:t> Auth Service (handled in TestController.java)</w:t>
+      </w:r>
+    </w:p>
+    <w:p>
+      <w:pPr>
+        <w:numPr>
+          <w:ilvl w:val="0"/>
+          <w:numId w:val="9"/>
+        </w:numPr>
+      </w:pPr>
+      <w:r>
+        <w:rPr>
+          <w:b/>
+          <w:bCs/>
+        </w:rPr>
+        <w:t>What it does:</w:t>
+      </w:r>
+      <w:r>
+        <w:t> Protected test route to verify JWT token authentication filter functionality.</w:t>
+      </w:r>
+    </w:p>
+    <w:p>
+      <w:pPr>
+        <w:numPr>
+          <w:ilvl w:val="0"/>
+          <w:numId w:val="9"/>
+        </w:numPr>
+      </w:pPr>
+      <w:r>
+        <w:rPr>
+          <w:b/>
+          <w:bCs/>
+        </w:rPr>
+        <w:t>Authentication Required:</w:t>
+      </w:r>
+      <w:r>
+        <w:t> Yes (Authorization: Bearer &lt;JWT_TOKEN&gt;)</w:t>
+      </w:r>
+    </w:p>
+    <w:p>
+      <w:pPr>
+        <w:numPr>
+          <w:ilvl w:val="0"/>
+          <w:numId w:val="9"/>
+        </w:numPr>
+      </w:pPr>
+      <w:r>
+        <w:rPr>
+          <w:b/>
+          <w:bCs/>
+        </w:rPr>
+        <w:t>Required Input:</w:t>
+      </w:r>
+      <w:r>
+        <w:t> HTTP Header Authorization: Bearer &lt;token&gt;</w:t>
+      </w:r>
+    </w:p>
+    <w:p>
+      <w:pPr>
+        <w:numPr>
+          <w:ilvl w:val="0"/>
+          <w:numId w:val="9"/>
+        </w:numPr>
+      </w:pPr>
+      <w:r>
+        <w:rPr>
+          <w:b/>
+          <w:bCs/>
+        </w:rPr>
+        <w:t>Output (Text):</w:t>
+      </w:r>
+      <w:r>
+        <w:t> "Hello &lt;</w:t>
+      </w:r>
+      <w:proofErr w:type="spellStart"/>
+      <w:r>
+        <w:t>user_email</w:t>
+      </w:r>
+      <w:proofErr w:type="spellEnd"/>
+      <w:r>
+        <w:t>&gt;"</w:t>
+      </w:r>
+    </w:p>
+    <w:p>
+      <w:r>
+        <w:pict w14:anchorId="6E0C8D7B">
+          <v:rect id="_x0000_i1086" style="width:564pt;height:.75pt" o:hrpct="0" o:hralign="center" o:hrstd="t" o:hr="t" fillcolor="#a0a0a0" stroked="f"/>
+        </w:pict>
+      </w:r>
+    </w:p>
+    <w:p>
+      <w:r>
+        <w:rPr>
+          <w:rFonts w:ascii="Segoe UI Emoji" w:hAnsi="Segoe UI Emoji" w:cs="Segoe UI Emoji"/>
+        </w:rPr>
+        <w:t>🛡️</w:t>
+      </w:r>
+      <w:r>
+        <w:t xml:space="preserve"> 2. Verification Service (VERIFICATION-SERVICE)</w:t>
+      </w:r>
+    </w:p>
+    <w:p>
+      <w:r>
+        <w:rPr>
+          <w:b/>
+          <w:bCs/>
+        </w:rPr>
+        <w:t>Base Path:</w:t>
+      </w:r>
+      <w:r>
+        <w:t> /</w:t>
+      </w:r>
+      <w:proofErr w:type="spellStart"/>
+      <w:r>
+        <w:t>api</w:t>
+      </w:r>
+      <w:proofErr w:type="spellEnd"/>
+      <w:r>
+        <w:t>/verify | </w:t>
+      </w:r>
+      <w:r>
+        <w:rPr>
+          <w:b/>
+          <w:bCs/>
+        </w:rPr>
+        <w:t>Port:</w:t>
+      </w:r>
+      <w:r>
+        <w:t> 8082 (Direct) or 8080 (via Gateway) | </w:t>
+      </w:r>
+      <w:r>
+        <w:rPr>
+          <w:b/>
+          <w:bCs/>
+        </w:rPr>
+        <w:t>Controller:</w:t>
+      </w:r>
+      <w:r>
+        <w:t> VerificationController.java</w:t>
+      </w:r>
+    </w:p>
+    <w:p>
+      <w:r>
+        <w:t>2.1 POST /</w:t>
+      </w:r>
+      <w:proofErr w:type="spellStart"/>
+      <w:r>
+        <w:t>api</w:t>
+      </w:r>
+      <w:proofErr w:type="spellEnd"/>
+      <w:r>
+        <w:t>/verify/email/send-</w:t>
+      </w:r>
+      <w:proofErr w:type="spellStart"/>
+      <w:r>
+        <w:t>otp</w:t>
+      </w:r>
+      <w:proofErr w:type="spellEnd"/>
+    </w:p>
+    <w:p>
+      <w:pPr>
+        <w:numPr>
+          <w:ilvl w:val="0"/>
+          <w:numId w:val="10"/>
+        </w:numPr>
+      </w:pPr>
+      <w:r>
+        <w:rPr>
+          <w:b/>
+          <w:bCs/>
+        </w:rPr>
+        <w:t>Service:</w:t>
+      </w:r>
+      <w:r>
+        <w:t> Verification Service</w:t>
+      </w:r>
+    </w:p>
+    <w:p>
+      <w:pPr>
+        <w:numPr>
+          <w:ilvl w:val="0"/>
+          <w:numId w:val="10"/>
+        </w:numPr>
+      </w:pPr>
+      <w:r>
+        <w:rPr>
+          <w:b/>
+          <w:bCs/>
+        </w:rPr>
+        <w:t>What it does:</w:t>
+      </w:r>
+      <w:r>
+        <w:t> Sends an email containing the 6-digit verification OTP to the student's email address via SMTP (</w:t>
+      </w:r>
+      <w:proofErr w:type="spellStart"/>
+      <w:r>
+        <w:t>JavaMailSender</w:t>
+      </w:r>
+      <w:proofErr w:type="spellEnd"/>
+      <w:r>
+        <w:t xml:space="preserve"> / Gmail).</w:t>
+      </w:r>
+    </w:p>
+    <w:p>
+      <w:pPr>
+        <w:numPr>
+          <w:ilvl w:val="0"/>
+          <w:numId w:val="10"/>
+        </w:numPr>
+      </w:pPr>
+      <w:r>
+        <w:rPr>
+          <w:b/>
+          <w:bCs/>
+        </w:rPr>
+        <w:t>Authentication Required:</w:t>
+      </w:r>
+      <w:r>
+        <w:t> None (Public)</w:t>
+      </w:r>
+    </w:p>
+    <w:p>
+      <w:pPr>
+        <w:numPr>
+          <w:ilvl w:val="0"/>
+          <w:numId w:val="10"/>
+        </w:numPr>
+      </w:pPr>
+      <w:r>
+        <w:rPr>
+          <w:b/>
+          <w:bCs/>
+        </w:rPr>
+        <w:t>Required Input (Query Params):</w:t>
+      </w:r>
+    </w:p>
+    <w:p>
+      <w:pPr>
+        <w:numPr>
+          <w:ilvl w:val="1"/>
+          <w:numId w:val="10"/>
+        </w:numPr>
+      </w:pPr>
+      <w:r>
+        <w:t>email (String, required)</w:t>
+      </w:r>
+    </w:p>
+    <w:p>
+      <w:pPr>
+        <w:numPr>
+          <w:ilvl w:val="1"/>
+          <w:numId w:val="10"/>
+        </w:numPr>
+      </w:pPr>
+      <w:proofErr w:type="spellStart"/>
+      <w:r>
+        <w:t>otp</w:t>
+      </w:r>
+      <w:proofErr w:type="spellEnd"/>
+      <w:r>
+        <w:t> (String, required)</w:t>
+      </w:r>
+    </w:p>
+    <w:p>
+      <w:pPr>
+        <w:numPr>
+          <w:ilvl w:val="0"/>
+          <w:numId w:val="10"/>
+        </w:numPr>
+      </w:pPr>
+      <w:r>
+        <w:rPr>
+          <w:b/>
+          <w:bCs/>
+        </w:rPr>
+        <w:t>Output (Text):</w:t>
+      </w:r>
+      <w:r>
+        <w:t> "OTP dispatched to &lt;email&gt;" (or 400 Bad Request error if parameters are missing).</w:t>
+      </w:r>
+    </w:p>
+    <w:p>
+      <w:r>
+        <w:pict w14:anchorId="729CA63D">
+          <v:rect id="_x0000_i1087" style="width:564pt;height:.75pt" o:hrpct="0" o:hralign="center" o:hrstd="t" o:hr="t" fillcolor="#a0a0a0" stroked="f"/>
+        </w:pict>
+      </w:r>
+    </w:p>
+    <w:p>
+      <w:r>
+        <w:t>2.2 POST /</w:t>
+      </w:r>
+      <w:proofErr w:type="spellStart"/>
+      <w:r>
+        <w:t>api</w:t>
+      </w:r>
+      <w:proofErr w:type="spellEnd"/>
+      <w:r>
+        <w:t>/verify/</w:t>
+      </w:r>
+      <w:proofErr w:type="spellStart"/>
+      <w:r>
+        <w:t>ocr</w:t>
+      </w:r>
+      <w:proofErr w:type="spellEnd"/>
+      <w:r>
+        <w:t>/marksheet</w:t>
+      </w:r>
+    </w:p>
+    <w:p>
+      <w:pPr>
+        <w:numPr>
+          <w:ilvl w:val="0"/>
+          <w:numId w:val="11"/>
+        </w:numPr>
+      </w:pPr>
+      <w:r>
+        <w:rPr>
+          <w:b/>
+          <w:bCs/>
+        </w:rPr>
+        <w:t>Service:</w:t>
+      </w:r>
+      <w:r>
+        <w:t> Verification Service</w:t>
+      </w:r>
+    </w:p>
+    <w:p>
+      <w:pPr>
+        <w:numPr>
+          <w:ilvl w:val="0"/>
+          <w:numId w:val="11"/>
+        </w:numPr>
+      </w:pPr>
+      <w:r>
+        <w:rPr>
+          <w:b/>
+          <w:bCs/>
+        </w:rPr>
+        <w:t>What it does:</w:t>
+      </w:r>
+      <w:r>
+        <w:t xml:space="preserve"> Performs OCR/document verification on an uploaded Senior marksheet file using </w:t>
+      </w:r>
+      <w:proofErr w:type="spellStart"/>
+      <w:r>
+        <w:t>PDFBox</w:t>
+      </w:r>
+      <w:proofErr w:type="spellEnd"/>
+      <w:r>
+        <w:t xml:space="preserve"> / Tesseract OCR.</w:t>
+      </w:r>
+    </w:p>
+    <w:p>
+      <w:pPr>
+        <w:numPr>
+          <w:ilvl w:val="1"/>
+          <w:numId w:val="11"/>
+        </w:numPr>
+      </w:pPr>
+      <w:r>
+        <w:t>Queries user account details from AUTH-SERVICE.</w:t>
+      </w:r>
+    </w:p>
+    <w:p>
+      <w:pPr>
+        <w:numPr>
+          <w:ilvl w:val="1"/>
+          <w:numId w:val="11"/>
+        </w:numPr>
+      </w:pPr>
+      <w:r>
+        <w:t>Compares student name against registered database profile.</w:t>
+      </w:r>
+    </w:p>
+    <w:p>
+      <w:pPr>
+        <w:numPr>
+          <w:ilvl w:val="1"/>
+          <w:numId w:val="11"/>
+        </w:numPr>
+      </w:pPr>
+      <w:r>
+        <w:t xml:space="preserve">Extracts text from PDF / Image file and verifies </w:t>
+      </w:r>
+      <w:proofErr w:type="spellStart"/>
+      <w:r>
+        <w:t>Enrollment</w:t>
+      </w:r>
+      <w:proofErr w:type="spellEnd"/>
+      <w:r>
+        <w:t xml:space="preserve"> Number, Student Name, and College Header ("GUJARAT VIDYAPITH" / "MARKSHEET").</w:t>
+      </w:r>
+    </w:p>
+    <w:p>
+      <w:pPr>
+        <w:numPr>
+          <w:ilvl w:val="1"/>
+          <w:numId w:val="11"/>
+        </w:numPr>
+      </w:pPr>
+      <w:r>
+        <w:lastRenderedPageBreak/>
+        <w:t>On success, invokes AUTH-SERVICE internal activation endpoint to activate the Senior user.</w:t>
+      </w:r>
+    </w:p>
+    <w:p>
+      <w:pPr>
+        <w:numPr>
+          <w:ilvl w:val="0"/>
+          <w:numId w:val="11"/>
+        </w:numPr>
+      </w:pPr>
+      <w:r>
+        <w:rPr>
+          <w:b/>
+          <w:bCs/>
+        </w:rPr>
+        <w:t>Authentication Required:</w:t>
+      </w:r>
+      <w:r>
+        <w:t> None (Public)</w:t>
+      </w:r>
+    </w:p>
+    <w:p>
+      <w:pPr>
+        <w:numPr>
+          <w:ilvl w:val="0"/>
+          <w:numId w:val="11"/>
+        </w:numPr>
+      </w:pPr>
+      <w:r>
+        <w:rPr>
+          <w:b/>
+          <w:bCs/>
+        </w:rPr>
+        <w:t>Required Input (multipart/form-data):</w:t>
+      </w:r>
+    </w:p>
+    <w:p>
+      <w:pPr>
+        <w:numPr>
+          <w:ilvl w:val="1"/>
+          <w:numId w:val="12"/>
+        </w:numPr>
+      </w:pPr>
+      <w:r>
+        <w:t>file (</w:t>
+      </w:r>
+      <w:proofErr w:type="spellStart"/>
+      <w:r>
+        <w:t>MultipartFile</w:t>
+      </w:r>
+      <w:proofErr w:type="spellEnd"/>
+      <w:r>
+        <w:t>, required - PDF or Image formats: .pdf, .jpg, .jpeg, .</w:t>
+      </w:r>
+      <w:proofErr w:type="spellStart"/>
+      <w:r>
+        <w:t>png</w:t>
+      </w:r>
+      <w:proofErr w:type="spellEnd"/>
+      <w:r>
+        <w:t>, .bmp)</w:t>
+      </w:r>
+    </w:p>
+    <w:p>
+      <w:pPr>
+        <w:numPr>
+          <w:ilvl w:val="1"/>
+          <w:numId w:val="12"/>
+        </w:numPr>
+      </w:pPr>
+      <w:r>
+        <w:t>name (String, required)</w:t>
+      </w:r>
+    </w:p>
+    <w:p>
+      <w:pPr>
+        <w:numPr>
+          <w:ilvl w:val="1"/>
+          <w:numId w:val="12"/>
+        </w:numPr>
+      </w:pPr>
+      <w:proofErr w:type="spellStart"/>
+      <w:r>
+        <w:t>enrollmentNumber</w:t>
+      </w:r>
+      <w:proofErr w:type="spellEnd"/>
+      <w:r>
+        <w:t> or </w:t>
+      </w:r>
+      <w:proofErr w:type="spellStart"/>
+      <w:r>
+        <w:t>enrollmentnumber</w:t>
+      </w:r>
+      <w:proofErr w:type="spellEnd"/>
+      <w:r>
+        <w:t> (String, required)</w:t>
+      </w:r>
+    </w:p>
+    <w:p>
+      <w:pPr>
+        <w:numPr>
+          <w:ilvl w:val="0"/>
+          <w:numId w:val="11"/>
+        </w:numPr>
+      </w:pPr>
+      <w:r>
+        <w:rPr>
+          <w:b/>
+          <w:bCs/>
+        </w:rPr>
+        <w:t>Output (JSON):</w:t>
+      </w:r>
+      <w:r>
+        <w:t> </w:t>
+      </w:r>
+      <w:proofErr w:type="spellStart"/>
+      <w:r>
+        <w:t>VerificationResponse</w:t>
+      </w:r>
+      <w:proofErr w:type="spellEnd"/>
+    </w:p>
+    <w:p>
+      <w:pPr>
+        <w:numPr>
+          <w:ilvl w:val="1"/>
+          <w:numId w:val="13"/>
+        </w:numPr>
+      </w:pPr>
+      <w:r>
+        <w:t>success (Boolean: true / false)</w:t>
+      </w:r>
+    </w:p>
+    <w:p>
+      <w:pPr>
+        <w:numPr>
+          <w:ilvl w:val="1"/>
+          <w:numId w:val="13"/>
+        </w:numPr>
+      </w:pPr>
+      <w:r>
+        <w:t>message (String: detailed success or validation failure explanation)</w:t>
+      </w:r>
+    </w:p>
+    <w:p>
+      <w:pPr>
+        <w:numPr>
+          <w:ilvl w:val="1"/>
+          <w:numId w:val="13"/>
+        </w:numPr>
+      </w:pPr>
+      <w:proofErr w:type="spellStart"/>
+      <w:r>
+        <w:t>enrollmentNumber</w:t>
+      </w:r>
+      <w:proofErr w:type="spellEnd"/>
+      <w:r>
+        <w:t> (String)</w:t>
+      </w:r>
+    </w:p>
+    <w:p>
+      <w:pPr>
+        <w:numPr>
+          <w:ilvl w:val="1"/>
+          <w:numId w:val="13"/>
+        </w:numPr>
+      </w:pPr>
+      <w:proofErr w:type="spellStart"/>
+      <w:r>
+        <w:t>verificationMethod</w:t>
+      </w:r>
+      <w:proofErr w:type="spellEnd"/>
+      <w:r>
+        <w:t> (String: MARKSHEET_OCR)</w:t>
+      </w:r>
+    </w:p>
+    <w:p/>
+    <w:p/>
     <w:sectPr>
       <w:pgSz w:w="11906" w:h="16838"/>
       <w:pgMar w:top="1440" w:right="1440" w:bottom="1440" w:left="1440" w:header="708" w:footer="708" w:gutter="0"/>
@@ -1046,6 +2952,1343 @@
 <file path=word/numbering.xml><?xml version="1.0" encoding="utf-8"?>
 <w:numbering xmlns:wpc="http://schemas.microsoft.com/office/word/2010/wordprocessingCanvas" xmlns:cx="http://schemas.microsoft.com/office/drawing/2014/chartex" xmlns:cx1="http://schemas.microsoft.com/office/drawing/2015/9/8/chartex" xmlns:cx2="http://schemas.microsoft.com/office/drawing/2015/10/21/chartex" xmlns:cx3="http://schemas.microsoft.com/office/drawing/2016/5/9/chartex" xmlns:cx4="http://schemas.microsoft.com/office/drawing/2016/5/10/chartex" xmlns:cx5="http://schemas.microsoft.com/office/drawing/2016/5/11/chartex" xmlns:cx6="http://schemas.microsoft.com/office/drawing/2016/5/12/chartex" xmlns:cx7="http://schemas.microsoft.com/office/drawing/2016/5/13/chartex" xmlns:cx8="http://schemas.microsoft.com/office/drawing/2016/5/14/chartex" xmlns:mc="http://schemas.openxmlformats.org/markup-compatibility/2006" xmlns:aink="http://schemas.microsoft.com/office/drawing/2016/ink" xmlns:am3d="http://schemas.microsoft.com/office/drawing/2017/model3d" xmlns:o="urn:schemas-microsoft-com:office:office" xmlns:oel="http://schemas.microsoft.com/office/2019/extlst" xmlns:r="http://schemas.openxmlformats.org/officeDocument/2006/relationships" xmlns:m="http://schemas.openxmlformats.org/officeDocument/2006/math" xmlns:v="urn:schemas-microsoft-com:vml" xmlns:wp14="http://schemas.microsoft.com/office/word/2010/wordprocessingDrawing" xmlns:wp="http://schemas.openxmlformats.org/drawingml/2006/wordprocessingDrawing" xmlns:w10="urn:schemas-microsoft-com:office:word" xmlns:w="http://schemas.openxmlformats.org/wordprocessingml/2006/main" xmlns:w14="http://schemas.microsoft.com/office/word/2010/wordml" xmlns:w15="http://schemas.microsoft.com/office/word/2012/wordml" xmlns:w16cei="http://schemas.microsoft.com/office/word/2026/wordml/cei" xmlns:w16cex="http://schemas.microsoft.com/office/word/2018/wordml/cex" xmlns:w16cid="http://schemas.microsoft.com/office/word/2016/wordml/cid" xmlns:w16="http://schemas.microsoft.com/office/word/2018/wordml" xmlns:w16du="http://schemas.microsoft.com/office/word/2023/wordml/word16du" xmlns:w16sdtdh="http://schemas.microsoft.com/office/word/2020/wordml/sdtdatahash" xmlns:w16sdtfl="http://schemas.microsoft.com/office/word/2024/wordml/sdtformatlock" xmlns:w16se="http://schemas.microsoft.com/office/word/2015/wordml/symex" xmlns:wpg="http://schemas.microsoft.com/office/word/2010/wordprocessingGroup" xmlns:wpi="http://schemas.microsoft.com/office/word/2010/wordprocessingInk" xmlns:wne="http://schemas.microsoft.com/office/word/2006/wordml" xmlns:wps="http://schemas.microsoft.com/office/word/2010/wordprocessingShape" mc:Ignorable="w14 w15 w16se w16cid w16 w16cex w16sdtdh w16sdtfl w16du wp14">
   <w:abstractNum w:abstractNumId="0" w15:restartNumberingAfterBreak="0">
+    <w:nsid w:val="02982C3A"/>
+    <w:multiLevelType w:val="multilevel"/>
+    <w:tmpl w:val="F454D3FE"/>
+    <w:lvl w:ilvl="0">
+      <w:start w:val="1"/>
+      <w:numFmt w:val="bullet"/>
+      <w:lvlText w:val=""/>
+      <w:lvlJc w:val="left"/>
+      <w:pPr>
+        <w:tabs>
+          <w:tab w:val="num" w:pos="720"/>
+        </w:tabs>
+        <w:ind w:left="720" w:hanging="360"/>
+      </w:pPr>
+      <w:rPr>
+        <w:rFonts w:ascii="Symbol" w:hAnsi="Symbol" w:hint="default"/>
+        <w:sz w:val="20"/>
+      </w:rPr>
+    </w:lvl>
+    <w:lvl w:ilvl="1">
+      <w:start w:val="1"/>
+      <w:numFmt w:val="bullet"/>
+      <w:lvlText w:val=""/>
+      <w:lvlJc w:val="left"/>
+      <w:pPr>
+        <w:tabs>
+          <w:tab w:val="num" w:pos="1440"/>
+        </w:tabs>
+        <w:ind w:left="1440" w:hanging="360"/>
+      </w:pPr>
+      <w:rPr>
+        <w:rFonts w:ascii="Symbol" w:hAnsi="Symbol" w:hint="default"/>
+        <w:sz w:val="20"/>
+      </w:rPr>
+    </w:lvl>
+    <w:lvl w:ilvl="2" w:tentative="1">
+      <w:start w:val="1"/>
+      <w:numFmt w:val="bullet"/>
+      <w:lvlText w:val=""/>
+      <w:lvlJc w:val="left"/>
+      <w:pPr>
+        <w:tabs>
+          <w:tab w:val="num" w:pos="2160"/>
+        </w:tabs>
+        <w:ind w:left="2160" w:hanging="360"/>
+      </w:pPr>
+      <w:rPr>
+        <w:rFonts w:ascii="Symbol" w:hAnsi="Symbol" w:hint="default"/>
+        <w:sz w:val="20"/>
+      </w:rPr>
+    </w:lvl>
+    <w:lvl w:ilvl="3" w:tentative="1">
+      <w:start w:val="1"/>
+      <w:numFmt w:val="bullet"/>
+      <w:lvlText w:val=""/>
+      <w:lvlJc w:val="left"/>
+      <w:pPr>
+        <w:tabs>
+          <w:tab w:val="num" w:pos="2880"/>
+        </w:tabs>
+        <w:ind w:left="2880" w:hanging="360"/>
+      </w:pPr>
+      <w:rPr>
+        <w:rFonts w:ascii="Symbol" w:hAnsi="Symbol" w:hint="default"/>
+        <w:sz w:val="20"/>
+      </w:rPr>
+    </w:lvl>
+    <w:lvl w:ilvl="4" w:tentative="1">
+      <w:start w:val="1"/>
+      <w:numFmt w:val="bullet"/>
+      <w:lvlText w:val=""/>
+      <w:lvlJc w:val="left"/>
+      <w:pPr>
+        <w:tabs>
+          <w:tab w:val="num" w:pos="3600"/>
+        </w:tabs>
+        <w:ind w:left="3600" w:hanging="360"/>
+      </w:pPr>
+      <w:rPr>
+        <w:rFonts w:ascii="Symbol" w:hAnsi="Symbol" w:hint="default"/>
+        <w:sz w:val="20"/>
+      </w:rPr>
+    </w:lvl>
+    <w:lvl w:ilvl="5" w:tentative="1">
+      <w:start w:val="1"/>
+      <w:numFmt w:val="bullet"/>
+      <w:lvlText w:val=""/>
+      <w:lvlJc w:val="left"/>
+      <w:pPr>
+        <w:tabs>
+          <w:tab w:val="num" w:pos="4320"/>
+        </w:tabs>
+        <w:ind w:left="4320" w:hanging="360"/>
+      </w:pPr>
+      <w:rPr>
+        <w:rFonts w:ascii="Symbol" w:hAnsi="Symbol" w:hint="default"/>
+        <w:sz w:val="20"/>
+      </w:rPr>
+    </w:lvl>
+    <w:lvl w:ilvl="6" w:tentative="1">
+      <w:start w:val="1"/>
+      <w:numFmt w:val="bullet"/>
+      <w:lvlText w:val=""/>
+      <w:lvlJc w:val="left"/>
+      <w:pPr>
+        <w:tabs>
+          <w:tab w:val="num" w:pos="5040"/>
+        </w:tabs>
+        <w:ind w:left="5040" w:hanging="360"/>
+      </w:pPr>
+      <w:rPr>
+        <w:rFonts w:ascii="Symbol" w:hAnsi="Symbol" w:hint="default"/>
+        <w:sz w:val="20"/>
+      </w:rPr>
+    </w:lvl>
+    <w:lvl w:ilvl="7" w:tentative="1">
+      <w:start w:val="1"/>
+      <w:numFmt w:val="bullet"/>
+      <w:lvlText w:val=""/>
+      <w:lvlJc w:val="left"/>
+      <w:pPr>
+        <w:tabs>
+          <w:tab w:val="num" w:pos="5760"/>
+        </w:tabs>
+        <w:ind w:left="5760" w:hanging="360"/>
+      </w:pPr>
+      <w:rPr>
+        <w:rFonts w:ascii="Symbol" w:hAnsi="Symbol" w:hint="default"/>
+        <w:sz w:val="20"/>
+      </w:rPr>
+    </w:lvl>
+    <w:lvl w:ilvl="8" w:tentative="1">
+      <w:start w:val="1"/>
+      <w:numFmt w:val="bullet"/>
+      <w:lvlText w:val=""/>
+      <w:lvlJc w:val="left"/>
+      <w:pPr>
+        <w:tabs>
+          <w:tab w:val="num" w:pos="6480"/>
+        </w:tabs>
+        <w:ind w:left="6480" w:hanging="360"/>
+      </w:pPr>
+      <w:rPr>
+        <w:rFonts w:ascii="Symbol" w:hAnsi="Symbol" w:hint="default"/>
+        <w:sz w:val="20"/>
+      </w:rPr>
+    </w:lvl>
+  </w:abstractNum>
+  <w:abstractNum w:abstractNumId="1" w15:restartNumberingAfterBreak="0">
+    <w:nsid w:val="242714BF"/>
+    <w:multiLevelType w:val="multilevel"/>
+    <w:tmpl w:val="49140924"/>
+    <w:lvl w:ilvl="0">
+      <w:start w:val="1"/>
+      <w:numFmt w:val="bullet"/>
+      <w:lvlText w:val=""/>
+      <w:lvlJc w:val="left"/>
+      <w:pPr>
+        <w:tabs>
+          <w:tab w:val="num" w:pos="720"/>
+        </w:tabs>
+        <w:ind w:left="720" w:hanging="360"/>
+      </w:pPr>
+      <w:rPr>
+        <w:rFonts w:ascii="Symbol" w:hAnsi="Symbol" w:hint="default"/>
+        <w:sz w:val="20"/>
+      </w:rPr>
+    </w:lvl>
+    <w:lvl w:ilvl="1">
+      <w:start w:val="1"/>
+      <w:numFmt w:val="decimal"/>
+      <w:lvlText w:val="%2."/>
+      <w:lvlJc w:val="left"/>
+      <w:pPr>
+        <w:tabs>
+          <w:tab w:val="num" w:pos="1440"/>
+        </w:tabs>
+        <w:ind w:left="1440" w:hanging="360"/>
+      </w:pPr>
+    </w:lvl>
+    <w:lvl w:ilvl="2" w:tentative="1">
+      <w:start w:val="1"/>
+      <w:numFmt w:val="bullet"/>
+      <w:lvlText w:val=""/>
+      <w:lvlJc w:val="left"/>
+      <w:pPr>
+        <w:tabs>
+          <w:tab w:val="num" w:pos="2160"/>
+        </w:tabs>
+        <w:ind w:left="2160" w:hanging="360"/>
+      </w:pPr>
+      <w:rPr>
+        <w:rFonts w:ascii="Symbol" w:hAnsi="Symbol" w:hint="default"/>
+        <w:sz w:val="20"/>
+      </w:rPr>
+    </w:lvl>
+    <w:lvl w:ilvl="3" w:tentative="1">
+      <w:start w:val="1"/>
+      <w:numFmt w:val="bullet"/>
+      <w:lvlText w:val=""/>
+      <w:lvlJc w:val="left"/>
+      <w:pPr>
+        <w:tabs>
+          <w:tab w:val="num" w:pos="2880"/>
+        </w:tabs>
+        <w:ind w:left="2880" w:hanging="360"/>
+      </w:pPr>
+      <w:rPr>
+        <w:rFonts w:ascii="Symbol" w:hAnsi="Symbol" w:hint="default"/>
+        <w:sz w:val="20"/>
+      </w:rPr>
+    </w:lvl>
+    <w:lvl w:ilvl="4" w:tentative="1">
+      <w:start w:val="1"/>
+      <w:numFmt w:val="bullet"/>
+      <w:lvlText w:val=""/>
+      <w:lvlJc w:val="left"/>
+      <w:pPr>
+        <w:tabs>
+          <w:tab w:val="num" w:pos="3600"/>
+        </w:tabs>
+        <w:ind w:left="3600" w:hanging="360"/>
+      </w:pPr>
+      <w:rPr>
+        <w:rFonts w:ascii="Symbol" w:hAnsi="Symbol" w:hint="default"/>
+        <w:sz w:val="20"/>
+      </w:rPr>
+    </w:lvl>
+    <w:lvl w:ilvl="5" w:tentative="1">
+      <w:start w:val="1"/>
+      <w:numFmt w:val="bullet"/>
+      <w:lvlText w:val=""/>
+      <w:lvlJc w:val="left"/>
+      <w:pPr>
+        <w:tabs>
+          <w:tab w:val="num" w:pos="4320"/>
+        </w:tabs>
+        <w:ind w:left="4320" w:hanging="360"/>
+      </w:pPr>
+      <w:rPr>
+        <w:rFonts w:ascii="Symbol" w:hAnsi="Symbol" w:hint="default"/>
+        <w:sz w:val="20"/>
+      </w:rPr>
+    </w:lvl>
+    <w:lvl w:ilvl="6" w:tentative="1">
+      <w:start w:val="1"/>
+      <w:numFmt w:val="bullet"/>
+      <w:lvlText w:val=""/>
+      <w:lvlJc w:val="left"/>
+      <w:pPr>
+        <w:tabs>
+          <w:tab w:val="num" w:pos="5040"/>
+        </w:tabs>
+        <w:ind w:left="5040" w:hanging="360"/>
+      </w:pPr>
+      <w:rPr>
+        <w:rFonts w:ascii="Symbol" w:hAnsi="Symbol" w:hint="default"/>
+        <w:sz w:val="20"/>
+      </w:rPr>
+    </w:lvl>
+    <w:lvl w:ilvl="7" w:tentative="1">
+      <w:start w:val="1"/>
+      <w:numFmt w:val="bullet"/>
+      <w:lvlText w:val=""/>
+      <w:lvlJc w:val="left"/>
+      <w:pPr>
+        <w:tabs>
+          <w:tab w:val="num" w:pos="5760"/>
+        </w:tabs>
+        <w:ind w:left="5760" w:hanging="360"/>
+      </w:pPr>
+      <w:rPr>
+        <w:rFonts w:ascii="Symbol" w:hAnsi="Symbol" w:hint="default"/>
+        <w:sz w:val="20"/>
+      </w:rPr>
+    </w:lvl>
+    <w:lvl w:ilvl="8" w:tentative="1">
+      <w:start w:val="1"/>
+      <w:numFmt w:val="bullet"/>
+      <w:lvlText w:val=""/>
+      <w:lvlJc w:val="left"/>
+      <w:pPr>
+        <w:tabs>
+          <w:tab w:val="num" w:pos="6480"/>
+        </w:tabs>
+        <w:ind w:left="6480" w:hanging="360"/>
+      </w:pPr>
+      <w:rPr>
+        <w:rFonts w:ascii="Symbol" w:hAnsi="Symbol" w:hint="default"/>
+        <w:sz w:val="20"/>
+      </w:rPr>
+    </w:lvl>
+  </w:abstractNum>
+  <w:abstractNum w:abstractNumId="2" w15:restartNumberingAfterBreak="0">
+    <w:nsid w:val="27B34672"/>
+    <w:multiLevelType w:val="multilevel"/>
+    <w:tmpl w:val="93DCD422"/>
+    <w:lvl w:ilvl="0">
+      <w:start w:val="1"/>
+      <w:numFmt w:val="bullet"/>
+      <w:lvlText w:val=""/>
+      <w:lvlJc w:val="left"/>
+      <w:pPr>
+        <w:tabs>
+          <w:tab w:val="num" w:pos="720"/>
+        </w:tabs>
+        <w:ind w:left="720" w:hanging="360"/>
+      </w:pPr>
+      <w:rPr>
+        <w:rFonts w:ascii="Symbol" w:hAnsi="Symbol" w:hint="default"/>
+        <w:sz w:val="20"/>
+      </w:rPr>
+    </w:lvl>
+    <w:lvl w:ilvl="1">
+      <w:start w:val="1"/>
+      <w:numFmt w:val="bullet"/>
+      <w:lvlText w:val=""/>
+      <w:lvlJc w:val="left"/>
+      <w:pPr>
+        <w:tabs>
+          <w:tab w:val="num" w:pos="1440"/>
+        </w:tabs>
+        <w:ind w:left="1440" w:hanging="360"/>
+      </w:pPr>
+      <w:rPr>
+        <w:rFonts w:ascii="Symbol" w:hAnsi="Symbol" w:hint="default"/>
+        <w:sz w:val="20"/>
+      </w:rPr>
+    </w:lvl>
+    <w:lvl w:ilvl="2" w:tentative="1">
+      <w:start w:val="1"/>
+      <w:numFmt w:val="bullet"/>
+      <w:lvlText w:val=""/>
+      <w:lvlJc w:val="left"/>
+      <w:pPr>
+        <w:tabs>
+          <w:tab w:val="num" w:pos="2160"/>
+        </w:tabs>
+        <w:ind w:left="2160" w:hanging="360"/>
+      </w:pPr>
+      <w:rPr>
+        <w:rFonts w:ascii="Symbol" w:hAnsi="Symbol" w:hint="default"/>
+        <w:sz w:val="20"/>
+      </w:rPr>
+    </w:lvl>
+    <w:lvl w:ilvl="3" w:tentative="1">
+      <w:start w:val="1"/>
+      <w:numFmt w:val="bullet"/>
+      <w:lvlText w:val=""/>
+      <w:lvlJc w:val="left"/>
+      <w:pPr>
+        <w:tabs>
+          <w:tab w:val="num" w:pos="2880"/>
+        </w:tabs>
+        <w:ind w:left="2880" w:hanging="360"/>
+      </w:pPr>
+      <w:rPr>
+        <w:rFonts w:ascii="Symbol" w:hAnsi="Symbol" w:hint="default"/>
+        <w:sz w:val="20"/>
+      </w:rPr>
+    </w:lvl>
+    <w:lvl w:ilvl="4" w:tentative="1">
+      <w:start w:val="1"/>
+      <w:numFmt w:val="bullet"/>
+      <w:lvlText w:val=""/>
+      <w:lvlJc w:val="left"/>
+      <w:pPr>
+        <w:tabs>
+          <w:tab w:val="num" w:pos="3600"/>
+        </w:tabs>
+        <w:ind w:left="3600" w:hanging="360"/>
+      </w:pPr>
+      <w:rPr>
+        <w:rFonts w:ascii="Symbol" w:hAnsi="Symbol" w:hint="default"/>
+        <w:sz w:val="20"/>
+      </w:rPr>
+    </w:lvl>
+    <w:lvl w:ilvl="5" w:tentative="1">
+      <w:start w:val="1"/>
+      <w:numFmt w:val="bullet"/>
+      <w:lvlText w:val=""/>
+      <w:lvlJc w:val="left"/>
+      <w:pPr>
+        <w:tabs>
+          <w:tab w:val="num" w:pos="4320"/>
+        </w:tabs>
+        <w:ind w:left="4320" w:hanging="360"/>
+      </w:pPr>
+      <w:rPr>
+        <w:rFonts w:ascii="Symbol" w:hAnsi="Symbol" w:hint="default"/>
+        <w:sz w:val="20"/>
+      </w:rPr>
+    </w:lvl>
+    <w:lvl w:ilvl="6" w:tentative="1">
+      <w:start w:val="1"/>
+      <w:numFmt w:val="bullet"/>
+      <w:lvlText w:val=""/>
+      <w:lvlJc w:val="left"/>
+      <w:pPr>
+        <w:tabs>
+          <w:tab w:val="num" w:pos="5040"/>
+        </w:tabs>
+        <w:ind w:left="5040" w:hanging="360"/>
+      </w:pPr>
+      <w:rPr>
+        <w:rFonts w:ascii="Symbol" w:hAnsi="Symbol" w:hint="default"/>
+        <w:sz w:val="20"/>
+      </w:rPr>
+    </w:lvl>
+    <w:lvl w:ilvl="7" w:tentative="1">
+      <w:start w:val="1"/>
+      <w:numFmt w:val="bullet"/>
+      <w:lvlText w:val=""/>
+      <w:lvlJc w:val="left"/>
+      <w:pPr>
+        <w:tabs>
+          <w:tab w:val="num" w:pos="5760"/>
+        </w:tabs>
+        <w:ind w:left="5760" w:hanging="360"/>
+      </w:pPr>
+      <w:rPr>
+        <w:rFonts w:ascii="Symbol" w:hAnsi="Symbol" w:hint="default"/>
+        <w:sz w:val="20"/>
+      </w:rPr>
+    </w:lvl>
+    <w:lvl w:ilvl="8" w:tentative="1">
+      <w:start w:val="1"/>
+      <w:numFmt w:val="bullet"/>
+      <w:lvlText w:val=""/>
+      <w:lvlJc w:val="left"/>
+      <w:pPr>
+        <w:tabs>
+          <w:tab w:val="num" w:pos="6480"/>
+        </w:tabs>
+        <w:ind w:left="6480" w:hanging="360"/>
+      </w:pPr>
+      <w:rPr>
+        <w:rFonts w:ascii="Symbol" w:hAnsi="Symbol" w:hint="default"/>
+        <w:sz w:val="20"/>
+      </w:rPr>
+    </w:lvl>
+  </w:abstractNum>
+  <w:abstractNum w:abstractNumId="3" w15:restartNumberingAfterBreak="0">
+    <w:nsid w:val="28631833"/>
+    <w:multiLevelType w:val="multilevel"/>
+    <w:tmpl w:val="13ACF0AE"/>
+    <w:lvl w:ilvl="0">
+      <w:start w:val="1"/>
+      <w:numFmt w:val="bullet"/>
+      <w:lvlText w:val=""/>
+      <w:lvlJc w:val="left"/>
+      <w:pPr>
+        <w:tabs>
+          <w:tab w:val="num" w:pos="720"/>
+        </w:tabs>
+        <w:ind w:left="720" w:hanging="360"/>
+      </w:pPr>
+      <w:rPr>
+        <w:rFonts w:ascii="Symbol" w:hAnsi="Symbol" w:hint="default"/>
+        <w:sz w:val="20"/>
+      </w:rPr>
+    </w:lvl>
+    <w:lvl w:ilvl="1">
+      <w:start w:val="1"/>
+      <w:numFmt w:val="bullet"/>
+      <w:lvlText w:val=""/>
+      <w:lvlJc w:val="left"/>
+      <w:pPr>
+        <w:tabs>
+          <w:tab w:val="num" w:pos="1440"/>
+        </w:tabs>
+        <w:ind w:left="1440" w:hanging="360"/>
+      </w:pPr>
+      <w:rPr>
+        <w:rFonts w:ascii="Symbol" w:hAnsi="Symbol" w:hint="default"/>
+        <w:sz w:val="20"/>
+      </w:rPr>
+    </w:lvl>
+    <w:lvl w:ilvl="2" w:tentative="1">
+      <w:start w:val="1"/>
+      <w:numFmt w:val="bullet"/>
+      <w:lvlText w:val=""/>
+      <w:lvlJc w:val="left"/>
+      <w:pPr>
+        <w:tabs>
+          <w:tab w:val="num" w:pos="2160"/>
+        </w:tabs>
+        <w:ind w:left="2160" w:hanging="360"/>
+      </w:pPr>
+      <w:rPr>
+        <w:rFonts w:ascii="Symbol" w:hAnsi="Symbol" w:hint="default"/>
+        <w:sz w:val="20"/>
+      </w:rPr>
+    </w:lvl>
+    <w:lvl w:ilvl="3" w:tentative="1">
+      <w:start w:val="1"/>
+      <w:numFmt w:val="bullet"/>
+      <w:lvlText w:val=""/>
+      <w:lvlJc w:val="left"/>
+      <w:pPr>
+        <w:tabs>
+          <w:tab w:val="num" w:pos="2880"/>
+        </w:tabs>
+        <w:ind w:left="2880" w:hanging="360"/>
+      </w:pPr>
+      <w:rPr>
+        <w:rFonts w:ascii="Symbol" w:hAnsi="Symbol" w:hint="default"/>
+        <w:sz w:val="20"/>
+      </w:rPr>
+    </w:lvl>
+    <w:lvl w:ilvl="4" w:tentative="1">
+      <w:start w:val="1"/>
+      <w:numFmt w:val="bullet"/>
+      <w:lvlText w:val=""/>
+      <w:lvlJc w:val="left"/>
+      <w:pPr>
+        <w:tabs>
+          <w:tab w:val="num" w:pos="3600"/>
+        </w:tabs>
+        <w:ind w:left="3600" w:hanging="360"/>
+      </w:pPr>
+      <w:rPr>
+        <w:rFonts w:ascii="Symbol" w:hAnsi="Symbol" w:hint="default"/>
+        <w:sz w:val="20"/>
+      </w:rPr>
+    </w:lvl>
+    <w:lvl w:ilvl="5" w:tentative="1">
+      <w:start w:val="1"/>
+      <w:numFmt w:val="bullet"/>
+      <w:lvlText w:val=""/>
+      <w:lvlJc w:val="left"/>
+      <w:pPr>
+        <w:tabs>
+          <w:tab w:val="num" w:pos="4320"/>
+        </w:tabs>
+        <w:ind w:left="4320" w:hanging="360"/>
+      </w:pPr>
+      <w:rPr>
+        <w:rFonts w:ascii="Symbol" w:hAnsi="Symbol" w:hint="default"/>
+        <w:sz w:val="20"/>
+      </w:rPr>
+    </w:lvl>
+    <w:lvl w:ilvl="6" w:tentative="1">
+      <w:start w:val="1"/>
+      <w:numFmt w:val="bullet"/>
+      <w:lvlText w:val=""/>
+      <w:lvlJc w:val="left"/>
+      <w:pPr>
+        <w:tabs>
+          <w:tab w:val="num" w:pos="5040"/>
+        </w:tabs>
+        <w:ind w:left="5040" w:hanging="360"/>
+      </w:pPr>
+      <w:rPr>
+        <w:rFonts w:ascii="Symbol" w:hAnsi="Symbol" w:hint="default"/>
+        <w:sz w:val="20"/>
+      </w:rPr>
+    </w:lvl>
+    <w:lvl w:ilvl="7" w:tentative="1">
+      <w:start w:val="1"/>
+      <w:numFmt w:val="bullet"/>
+      <w:lvlText w:val=""/>
+      <w:lvlJc w:val="left"/>
+      <w:pPr>
+        <w:tabs>
+          <w:tab w:val="num" w:pos="5760"/>
+        </w:tabs>
+        <w:ind w:left="5760" w:hanging="360"/>
+      </w:pPr>
+      <w:rPr>
+        <w:rFonts w:ascii="Symbol" w:hAnsi="Symbol" w:hint="default"/>
+        <w:sz w:val="20"/>
+      </w:rPr>
+    </w:lvl>
+    <w:lvl w:ilvl="8" w:tentative="1">
+      <w:start w:val="1"/>
+      <w:numFmt w:val="bullet"/>
+      <w:lvlText w:val=""/>
+      <w:lvlJc w:val="left"/>
+      <w:pPr>
+        <w:tabs>
+          <w:tab w:val="num" w:pos="6480"/>
+        </w:tabs>
+        <w:ind w:left="6480" w:hanging="360"/>
+      </w:pPr>
+      <w:rPr>
+        <w:rFonts w:ascii="Symbol" w:hAnsi="Symbol" w:hint="default"/>
+        <w:sz w:val="20"/>
+      </w:rPr>
+    </w:lvl>
+  </w:abstractNum>
+  <w:abstractNum w:abstractNumId="4" w15:restartNumberingAfterBreak="0">
+    <w:nsid w:val="2ED14C0B"/>
+    <w:multiLevelType w:val="multilevel"/>
+    <w:tmpl w:val="F372E3BE"/>
+    <w:lvl w:ilvl="0">
+      <w:start w:val="1"/>
+      <w:numFmt w:val="bullet"/>
+      <w:lvlText w:val=""/>
+      <w:lvlJc w:val="left"/>
+      <w:pPr>
+        <w:tabs>
+          <w:tab w:val="num" w:pos="720"/>
+        </w:tabs>
+        <w:ind w:left="720" w:hanging="360"/>
+      </w:pPr>
+      <w:rPr>
+        <w:rFonts w:ascii="Symbol" w:hAnsi="Symbol" w:hint="default"/>
+        <w:sz w:val="20"/>
+      </w:rPr>
+    </w:lvl>
+    <w:lvl w:ilvl="1">
+      <w:start w:val="1"/>
+      <w:numFmt w:val="bullet"/>
+      <w:lvlText w:val=""/>
+      <w:lvlJc w:val="left"/>
+      <w:pPr>
+        <w:tabs>
+          <w:tab w:val="num" w:pos="1440"/>
+        </w:tabs>
+        <w:ind w:left="1440" w:hanging="360"/>
+      </w:pPr>
+      <w:rPr>
+        <w:rFonts w:ascii="Symbol" w:hAnsi="Symbol" w:hint="default"/>
+        <w:sz w:val="20"/>
+      </w:rPr>
+    </w:lvl>
+    <w:lvl w:ilvl="2" w:tentative="1">
+      <w:start w:val="1"/>
+      <w:numFmt w:val="bullet"/>
+      <w:lvlText w:val=""/>
+      <w:lvlJc w:val="left"/>
+      <w:pPr>
+        <w:tabs>
+          <w:tab w:val="num" w:pos="2160"/>
+        </w:tabs>
+        <w:ind w:left="2160" w:hanging="360"/>
+      </w:pPr>
+      <w:rPr>
+        <w:rFonts w:ascii="Symbol" w:hAnsi="Symbol" w:hint="default"/>
+        <w:sz w:val="20"/>
+      </w:rPr>
+    </w:lvl>
+    <w:lvl w:ilvl="3" w:tentative="1">
+      <w:start w:val="1"/>
+      <w:numFmt w:val="bullet"/>
+      <w:lvlText w:val=""/>
+      <w:lvlJc w:val="left"/>
+      <w:pPr>
+        <w:tabs>
+          <w:tab w:val="num" w:pos="2880"/>
+        </w:tabs>
+        <w:ind w:left="2880" w:hanging="360"/>
+      </w:pPr>
+      <w:rPr>
+        <w:rFonts w:ascii="Symbol" w:hAnsi="Symbol" w:hint="default"/>
+        <w:sz w:val="20"/>
+      </w:rPr>
+    </w:lvl>
+    <w:lvl w:ilvl="4" w:tentative="1">
+      <w:start w:val="1"/>
+      <w:numFmt w:val="bullet"/>
+      <w:lvlText w:val=""/>
+      <w:lvlJc w:val="left"/>
+      <w:pPr>
+        <w:tabs>
+          <w:tab w:val="num" w:pos="3600"/>
+        </w:tabs>
+        <w:ind w:left="3600" w:hanging="360"/>
+      </w:pPr>
+      <w:rPr>
+        <w:rFonts w:ascii="Symbol" w:hAnsi="Symbol" w:hint="default"/>
+        <w:sz w:val="20"/>
+      </w:rPr>
+    </w:lvl>
+    <w:lvl w:ilvl="5" w:tentative="1">
+      <w:start w:val="1"/>
+      <w:numFmt w:val="bullet"/>
+      <w:lvlText w:val=""/>
+      <w:lvlJc w:val="left"/>
+      <w:pPr>
+        <w:tabs>
+          <w:tab w:val="num" w:pos="4320"/>
+        </w:tabs>
+        <w:ind w:left="4320" w:hanging="360"/>
+      </w:pPr>
+      <w:rPr>
+        <w:rFonts w:ascii="Symbol" w:hAnsi="Symbol" w:hint="default"/>
+        <w:sz w:val="20"/>
+      </w:rPr>
+    </w:lvl>
+    <w:lvl w:ilvl="6" w:tentative="1">
+      <w:start w:val="1"/>
+      <w:numFmt w:val="bullet"/>
+      <w:lvlText w:val=""/>
+      <w:lvlJc w:val="left"/>
+      <w:pPr>
+        <w:tabs>
+          <w:tab w:val="num" w:pos="5040"/>
+        </w:tabs>
+        <w:ind w:left="5040" w:hanging="360"/>
+      </w:pPr>
+      <w:rPr>
+        <w:rFonts w:ascii="Symbol" w:hAnsi="Symbol" w:hint="default"/>
+        <w:sz w:val="20"/>
+      </w:rPr>
+    </w:lvl>
+    <w:lvl w:ilvl="7" w:tentative="1">
+      <w:start w:val="1"/>
+      <w:numFmt w:val="bullet"/>
+      <w:lvlText w:val=""/>
+      <w:lvlJc w:val="left"/>
+      <w:pPr>
+        <w:tabs>
+          <w:tab w:val="num" w:pos="5760"/>
+        </w:tabs>
+        <w:ind w:left="5760" w:hanging="360"/>
+      </w:pPr>
+      <w:rPr>
+        <w:rFonts w:ascii="Symbol" w:hAnsi="Symbol" w:hint="default"/>
+        <w:sz w:val="20"/>
+      </w:rPr>
+    </w:lvl>
+    <w:lvl w:ilvl="8" w:tentative="1">
+      <w:start w:val="1"/>
+      <w:numFmt w:val="bullet"/>
+      <w:lvlText w:val=""/>
+      <w:lvlJc w:val="left"/>
+      <w:pPr>
+        <w:tabs>
+          <w:tab w:val="num" w:pos="6480"/>
+        </w:tabs>
+        <w:ind w:left="6480" w:hanging="360"/>
+      </w:pPr>
+      <w:rPr>
+        <w:rFonts w:ascii="Symbol" w:hAnsi="Symbol" w:hint="default"/>
+        <w:sz w:val="20"/>
+      </w:rPr>
+    </w:lvl>
+  </w:abstractNum>
+  <w:abstractNum w:abstractNumId="5" w15:restartNumberingAfterBreak="0">
+    <w:nsid w:val="37C301C4"/>
+    <w:multiLevelType w:val="multilevel"/>
+    <w:tmpl w:val="B19E6E3E"/>
+    <w:lvl w:ilvl="0">
+      <w:start w:val="1"/>
+      <w:numFmt w:val="bullet"/>
+      <w:lvlText w:val=""/>
+      <w:lvlJc w:val="left"/>
+      <w:pPr>
+        <w:tabs>
+          <w:tab w:val="num" w:pos="720"/>
+        </w:tabs>
+        <w:ind w:left="720" w:hanging="360"/>
+      </w:pPr>
+      <w:rPr>
+        <w:rFonts w:ascii="Symbol" w:hAnsi="Symbol" w:hint="default"/>
+        <w:sz w:val="20"/>
+      </w:rPr>
+    </w:lvl>
+    <w:lvl w:ilvl="1">
+      <w:start w:val="1"/>
+      <w:numFmt w:val="bullet"/>
+      <w:lvlText w:val=""/>
+      <w:lvlJc w:val="left"/>
+      <w:pPr>
+        <w:tabs>
+          <w:tab w:val="num" w:pos="1440"/>
+        </w:tabs>
+        <w:ind w:left="1440" w:hanging="360"/>
+      </w:pPr>
+      <w:rPr>
+        <w:rFonts w:ascii="Symbol" w:hAnsi="Symbol" w:hint="default"/>
+        <w:sz w:val="20"/>
+      </w:rPr>
+    </w:lvl>
+    <w:lvl w:ilvl="2">
+      <w:start w:val="1"/>
+      <w:numFmt w:val="bullet"/>
+      <w:lvlText w:val=""/>
+      <w:lvlJc w:val="left"/>
+      <w:pPr>
+        <w:tabs>
+          <w:tab w:val="num" w:pos="2160"/>
+        </w:tabs>
+        <w:ind w:left="2160" w:hanging="360"/>
+      </w:pPr>
+      <w:rPr>
+        <w:rFonts w:ascii="Symbol" w:hAnsi="Symbol" w:hint="default"/>
+        <w:sz w:val="20"/>
+      </w:rPr>
+    </w:lvl>
+    <w:lvl w:ilvl="3" w:tentative="1">
+      <w:start w:val="1"/>
+      <w:numFmt w:val="bullet"/>
+      <w:lvlText w:val=""/>
+      <w:lvlJc w:val="left"/>
+      <w:pPr>
+        <w:tabs>
+          <w:tab w:val="num" w:pos="2880"/>
+        </w:tabs>
+        <w:ind w:left="2880" w:hanging="360"/>
+      </w:pPr>
+      <w:rPr>
+        <w:rFonts w:ascii="Symbol" w:hAnsi="Symbol" w:hint="default"/>
+        <w:sz w:val="20"/>
+      </w:rPr>
+    </w:lvl>
+    <w:lvl w:ilvl="4" w:tentative="1">
+      <w:start w:val="1"/>
+      <w:numFmt w:val="bullet"/>
+      <w:lvlText w:val=""/>
+      <w:lvlJc w:val="left"/>
+      <w:pPr>
+        <w:tabs>
+          <w:tab w:val="num" w:pos="3600"/>
+        </w:tabs>
+        <w:ind w:left="3600" w:hanging="360"/>
+      </w:pPr>
+      <w:rPr>
+        <w:rFonts w:ascii="Symbol" w:hAnsi="Symbol" w:hint="default"/>
+        <w:sz w:val="20"/>
+      </w:rPr>
+    </w:lvl>
+    <w:lvl w:ilvl="5" w:tentative="1">
+      <w:start w:val="1"/>
+      <w:numFmt w:val="bullet"/>
+      <w:lvlText w:val=""/>
+      <w:lvlJc w:val="left"/>
+      <w:pPr>
+        <w:tabs>
+          <w:tab w:val="num" w:pos="4320"/>
+        </w:tabs>
+        <w:ind w:left="4320" w:hanging="360"/>
+      </w:pPr>
+      <w:rPr>
+        <w:rFonts w:ascii="Symbol" w:hAnsi="Symbol" w:hint="default"/>
+        <w:sz w:val="20"/>
+      </w:rPr>
+    </w:lvl>
+    <w:lvl w:ilvl="6" w:tentative="1">
+      <w:start w:val="1"/>
+      <w:numFmt w:val="bullet"/>
+      <w:lvlText w:val=""/>
+      <w:lvlJc w:val="left"/>
+      <w:pPr>
+        <w:tabs>
+          <w:tab w:val="num" w:pos="5040"/>
+        </w:tabs>
+        <w:ind w:left="5040" w:hanging="360"/>
+      </w:pPr>
+      <w:rPr>
+        <w:rFonts w:ascii="Symbol" w:hAnsi="Symbol" w:hint="default"/>
+        <w:sz w:val="20"/>
+      </w:rPr>
+    </w:lvl>
+    <w:lvl w:ilvl="7" w:tentative="1">
+      <w:start w:val="1"/>
+      <w:numFmt w:val="bullet"/>
+      <w:lvlText w:val=""/>
+      <w:lvlJc w:val="left"/>
+      <w:pPr>
+        <w:tabs>
+          <w:tab w:val="num" w:pos="5760"/>
+        </w:tabs>
+        <w:ind w:left="5760" w:hanging="360"/>
+      </w:pPr>
+      <w:rPr>
+        <w:rFonts w:ascii="Symbol" w:hAnsi="Symbol" w:hint="default"/>
+        <w:sz w:val="20"/>
+      </w:rPr>
+    </w:lvl>
+    <w:lvl w:ilvl="8" w:tentative="1">
+      <w:start w:val="1"/>
+      <w:numFmt w:val="bullet"/>
+      <w:lvlText w:val=""/>
+      <w:lvlJc w:val="left"/>
+      <w:pPr>
+        <w:tabs>
+          <w:tab w:val="num" w:pos="6480"/>
+        </w:tabs>
+        <w:ind w:left="6480" w:hanging="360"/>
+      </w:pPr>
+      <w:rPr>
+        <w:rFonts w:ascii="Symbol" w:hAnsi="Symbol" w:hint="default"/>
+        <w:sz w:val="20"/>
+      </w:rPr>
+    </w:lvl>
+  </w:abstractNum>
+  <w:abstractNum w:abstractNumId="6" w15:restartNumberingAfterBreak="0">
+    <w:nsid w:val="390E0BF6"/>
+    <w:multiLevelType w:val="multilevel"/>
+    <w:tmpl w:val="20244530"/>
+    <w:lvl w:ilvl="0">
+      <w:start w:val="1"/>
+      <w:numFmt w:val="bullet"/>
+      <w:lvlText w:val=""/>
+      <w:lvlJc w:val="left"/>
+      <w:pPr>
+        <w:tabs>
+          <w:tab w:val="num" w:pos="720"/>
+        </w:tabs>
+        <w:ind w:left="720" w:hanging="360"/>
+      </w:pPr>
+      <w:rPr>
+        <w:rFonts w:ascii="Symbol" w:hAnsi="Symbol" w:hint="default"/>
+        <w:sz w:val="20"/>
+      </w:rPr>
+    </w:lvl>
+    <w:lvl w:ilvl="1" w:tentative="1">
+      <w:start w:val="1"/>
+      <w:numFmt w:val="bullet"/>
+      <w:lvlText w:val=""/>
+      <w:lvlJc w:val="left"/>
+      <w:pPr>
+        <w:tabs>
+          <w:tab w:val="num" w:pos="1440"/>
+        </w:tabs>
+        <w:ind w:left="1440" w:hanging="360"/>
+      </w:pPr>
+      <w:rPr>
+        <w:rFonts w:ascii="Symbol" w:hAnsi="Symbol" w:hint="default"/>
+        <w:sz w:val="20"/>
+      </w:rPr>
+    </w:lvl>
+    <w:lvl w:ilvl="2" w:tentative="1">
+      <w:start w:val="1"/>
+      <w:numFmt w:val="bullet"/>
+      <w:lvlText w:val=""/>
+      <w:lvlJc w:val="left"/>
+      <w:pPr>
+        <w:tabs>
+          <w:tab w:val="num" w:pos="2160"/>
+        </w:tabs>
+        <w:ind w:left="2160" w:hanging="360"/>
+      </w:pPr>
+      <w:rPr>
+        <w:rFonts w:ascii="Symbol" w:hAnsi="Symbol" w:hint="default"/>
+        <w:sz w:val="20"/>
+      </w:rPr>
+    </w:lvl>
+    <w:lvl w:ilvl="3" w:tentative="1">
+      <w:start w:val="1"/>
+      <w:numFmt w:val="bullet"/>
+      <w:lvlText w:val=""/>
+      <w:lvlJc w:val="left"/>
+      <w:pPr>
+        <w:tabs>
+          <w:tab w:val="num" w:pos="2880"/>
+        </w:tabs>
+        <w:ind w:left="2880" w:hanging="360"/>
+      </w:pPr>
+      <w:rPr>
+        <w:rFonts w:ascii="Symbol" w:hAnsi="Symbol" w:hint="default"/>
+        <w:sz w:val="20"/>
+      </w:rPr>
+    </w:lvl>
+    <w:lvl w:ilvl="4" w:tentative="1">
+      <w:start w:val="1"/>
+      <w:numFmt w:val="bullet"/>
+      <w:lvlText w:val=""/>
+      <w:lvlJc w:val="left"/>
+      <w:pPr>
+        <w:tabs>
+          <w:tab w:val="num" w:pos="3600"/>
+        </w:tabs>
+        <w:ind w:left="3600" w:hanging="360"/>
+      </w:pPr>
+      <w:rPr>
+        <w:rFonts w:ascii="Symbol" w:hAnsi="Symbol" w:hint="default"/>
+        <w:sz w:val="20"/>
+      </w:rPr>
+    </w:lvl>
+    <w:lvl w:ilvl="5" w:tentative="1">
+      <w:start w:val="1"/>
+      <w:numFmt w:val="bullet"/>
+      <w:lvlText w:val=""/>
+      <w:lvlJc w:val="left"/>
+      <w:pPr>
+        <w:tabs>
+          <w:tab w:val="num" w:pos="4320"/>
+        </w:tabs>
+        <w:ind w:left="4320" w:hanging="360"/>
+      </w:pPr>
+      <w:rPr>
+        <w:rFonts w:ascii="Symbol" w:hAnsi="Symbol" w:hint="default"/>
+        <w:sz w:val="20"/>
+      </w:rPr>
+    </w:lvl>
+    <w:lvl w:ilvl="6" w:tentative="1">
+      <w:start w:val="1"/>
+      <w:numFmt w:val="bullet"/>
+      <w:lvlText w:val=""/>
+      <w:lvlJc w:val="left"/>
+      <w:pPr>
+        <w:tabs>
+          <w:tab w:val="num" w:pos="5040"/>
+        </w:tabs>
+        <w:ind w:left="5040" w:hanging="360"/>
+      </w:pPr>
+      <w:rPr>
+        <w:rFonts w:ascii="Symbol" w:hAnsi="Symbol" w:hint="default"/>
+        <w:sz w:val="20"/>
+      </w:rPr>
+    </w:lvl>
+    <w:lvl w:ilvl="7" w:tentative="1">
+      <w:start w:val="1"/>
+      <w:numFmt w:val="bullet"/>
+      <w:lvlText w:val=""/>
+      <w:lvlJc w:val="left"/>
+      <w:pPr>
+        <w:tabs>
+          <w:tab w:val="num" w:pos="5760"/>
+        </w:tabs>
+        <w:ind w:left="5760" w:hanging="360"/>
+      </w:pPr>
+      <w:rPr>
+        <w:rFonts w:ascii="Symbol" w:hAnsi="Symbol" w:hint="default"/>
+        <w:sz w:val="20"/>
+      </w:rPr>
+    </w:lvl>
+    <w:lvl w:ilvl="8" w:tentative="1">
+      <w:start w:val="1"/>
+      <w:numFmt w:val="bullet"/>
+      <w:lvlText w:val=""/>
+      <w:lvlJc w:val="left"/>
+      <w:pPr>
+        <w:tabs>
+          <w:tab w:val="num" w:pos="6480"/>
+        </w:tabs>
+        <w:ind w:left="6480" w:hanging="360"/>
+      </w:pPr>
+      <w:rPr>
+        <w:rFonts w:ascii="Symbol" w:hAnsi="Symbol" w:hint="default"/>
+        <w:sz w:val="20"/>
+      </w:rPr>
+    </w:lvl>
+  </w:abstractNum>
+  <w:abstractNum w:abstractNumId="7" w15:restartNumberingAfterBreak="0">
+    <w:nsid w:val="521066B7"/>
+    <w:multiLevelType w:val="multilevel"/>
+    <w:tmpl w:val="7D8009F6"/>
+    <w:lvl w:ilvl="0">
+      <w:start w:val="1"/>
+      <w:numFmt w:val="bullet"/>
+      <w:lvlText w:val=""/>
+      <w:lvlJc w:val="left"/>
+      <w:pPr>
+        <w:tabs>
+          <w:tab w:val="num" w:pos="720"/>
+        </w:tabs>
+        <w:ind w:left="720" w:hanging="360"/>
+      </w:pPr>
+      <w:rPr>
+        <w:rFonts w:ascii="Symbol" w:hAnsi="Symbol" w:hint="default"/>
+        <w:sz w:val="20"/>
+      </w:rPr>
+    </w:lvl>
+    <w:lvl w:ilvl="1">
+      <w:start w:val="1"/>
+      <w:numFmt w:val="bullet"/>
+      <w:lvlText w:val=""/>
+      <w:lvlJc w:val="left"/>
+      <w:pPr>
+        <w:tabs>
+          <w:tab w:val="num" w:pos="1440"/>
+        </w:tabs>
+        <w:ind w:left="1440" w:hanging="360"/>
+      </w:pPr>
+      <w:rPr>
+        <w:rFonts w:ascii="Symbol" w:hAnsi="Symbol" w:hint="default"/>
+        <w:sz w:val="20"/>
+      </w:rPr>
+    </w:lvl>
+    <w:lvl w:ilvl="2" w:tentative="1">
+      <w:start w:val="1"/>
+      <w:numFmt w:val="bullet"/>
+      <w:lvlText w:val=""/>
+      <w:lvlJc w:val="left"/>
+      <w:pPr>
+        <w:tabs>
+          <w:tab w:val="num" w:pos="2160"/>
+        </w:tabs>
+        <w:ind w:left="2160" w:hanging="360"/>
+      </w:pPr>
+      <w:rPr>
+        <w:rFonts w:ascii="Symbol" w:hAnsi="Symbol" w:hint="default"/>
+        <w:sz w:val="20"/>
+      </w:rPr>
+    </w:lvl>
+    <w:lvl w:ilvl="3" w:tentative="1">
+      <w:start w:val="1"/>
+      <w:numFmt w:val="bullet"/>
+      <w:lvlText w:val=""/>
+      <w:lvlJc w:val="left"/>
+      <w:pPr>
+        <w:tabs>
+          <w:tab w:val="num" w:pos="2880"/>
+        </w:tabs>
+        <w:ind w:left="2880" w:hanging="360"/>
+      </w:pPr>
+      <w:rPr>
+        <w:rFonts w:ascii="Symbol" w:hAnsi="Symbol" w:hint="default"/>
+        <w:sz w:val="20"/>
+      </w:rPr>
+    </w:lvl>
+    <w:lvl w:ilvl="4" w:tentative="1">
+      <w:start w:val="1"/>
+      <w:numFmt w:val="bullet"/>
+      <w:lvlText w:val=""/>
+      <w:lvlJc w:val="left"/>
+      <w:pPr>
+        <w:tabs>
+          <w:tab w:val="num" w:pos="3600"/>
+        </w:tabs>
+        <w:ind w:left="3600" w:hanging="360"/>
+      </w:pPr>
+      <w:rPr>
+        <w:rFonts w:ascii="Symbol" w:hAnsi="Symbol" w:hint="default"/>
+        <w:sz w:val="20"/>
+      </w:rPr>
+    </w:lvl>
+    <w:lvl w:ilvl="5" w:tentative="1">
+      <w:start w:val="1"/>
+      <w:numFmt w:val="bullet"/>
+      <w:lvlText w:val=""/>
+      <w:lvlJc w:val="left"/>
+      <w:pPr>
+        <w:tabs>
+          <w:tab w:val="num" w:pos="4320"/>
+        </w:tabs>
+        <w:ind w:left="4320" w:hanging="360"/>
+      </w:pPr>
+      <w:rPr>
+        <w:rFonts w:ascii="Symbol" w:hAnsi="Symbol" w:hint="default"/>
+        <w:sz w:val="20"/>
+      </w:rPr>
+    </w:lvl>
+    <w:lvl w:ilvl="6" w:tentative="1">
+      <w:start w:val="1"/>
+      <w:numFmt w:val="bullet"/>
+      <w:lvlText w:val=""/>
+      <w:lvlJc w:val="left"/>
+      <w:pPr>
+        <w:tabs>
+          <w:tab w:val="num" w:pos="5040"/>
+        </w:tabs>
+        <w:ind w:left="5040" w:hanging="360"/>
+      </w:pPr>
+      <w:rPr>
+        <w:rFonts w:ascii="Symbol" w:hAnsi="Symbol" w:hint="default"/>
+        <w:sz w:val="20"/>
+      </w:rPr>
+    </w:lvl>
+    <w:lvl w:ilvl="7" w:tentative="1">
+      <w:start w:val="1"/>
+      <w:numFmt w:val="bullet"/>
+      <w:lvlText w:val=""/>
+      <w:lvlJc w:val="left"/>
+      <w:pPr>
+        <w:tabs>
+          <w:tab w:val="num" w:pos="5760"/>
+        </w:tabs>
+        <w:ind w:left="5760" w:hanging="360"/>
+      </w:pPr>
+      <w:rPr>
+        <w:rFonts w:ascii="Symbol" w:hAnsi="Symbol" w:hint="default"/>
+        <w:sz w:val="20"/>
+      </w:rPr>
+    </w:lvl>
+    <w:lvl w:ilvl="8" w:tentative="1">
+      <w:start w:val="1"/>
+      <w:numFmt w:val="bullet"/>
+      <w:lvlText w:val=""/>
+      <w:lvlJc w:val="left"/>
+      <w:pPr>
+        <w:tabs>
+          <w:tab w:val="num" w:pos="6480"/>
+        </w:tabs>
+        <w:ind w:left="6480" w:hanging="360"/>
+      </w:pPr>
+      <w:rPr>
+        <w:rFonts w:ascii="Symbol" w:hAnsi="Symbol" w:hint="default"/>
+        <w:sz w:val="20"/>
+      </w:rPr>
+    </w:lvl>
+  </w:abstractNum>
+  <w:abstractNum w:abstractNumId="8" w15:restartNumberingAfterBreak="0">
+    <w:nsid w:val="5DC81D91"/>
+    <w:multiLevelType w:val="multilevel"/>
+    <w:tmpl w:val="FCD4E7D8"/>
+    <w:lvl w:ilvl="0">
+      <w:start w:val="1"/>
+      <w:numFmt w:val="bullet"/>
+      <w:lvlText w:val=""/>
+      <w:lvlJc w:val="left"/>
+      <w:pPr>
+        <w:tabs>
+          <w:tab w:val="num" w:pos="720"/>
+        </w:tabs>
+        <w:ind w:left="720" w:hanging="360"/>
+      </w:pPr>
+      <w:rPr>
+        <w:rFonts w:ascii="Symbol" w:hAnsi="Symbol" w:hint="default"/>
+        <w:sz w:val="20"/>
+      </w:rPr>
+    </w:lvl>
+    <w:lvl w:ilvl="1">
+      <w:start w:val="1"/>
+      <w:numFmt w:val="bullet"/>
+      <w:lvlText w:val=""/>
+      <w:lvlJc w:val="left"/>
+      <w:pPr>
+        <w:tabs>
+          <w:tab w:val="num" w:pos="1440"/>
+        </w:tabs>
+        <w:ind w:left="1440" w:hanging="360"/>
+      </w:pPr>
+      <w:rPr>
+        <w:rFonts w:ascii="Symbol" w:hAnsi="Symbol" w:hint="default"/>
+        <w:sz w:val="20"/>
+      </w:rPr>
+    </w:lvl>
+    <w:lvl w:ilvl="2" w:tentative="1">
+      <w:start w:val="1"/>
+      <w:numFmt w:val="bullet"/>
+      <w:lvlText w:val=""/>
+      <w:lvlJc w:val="left"/>
+      <w:pPr>
+        <w:tabs>
+          <w:tab w:val="num" w:pos="2160"/>
+        </w:tabs>
+        <w:ind w:left="2160" w:hanging="360"/>
+      </w:pPr>
+      <w:rPr>
+        <w:rFonts w:ascii="Symbol" w:hAnsi="Symbol" w:hint="default"/>
+        <w:sz w:val="20"/>
+      </w:rPr>
+    </w:lvl>
+    <w:lvl w:ilvl="3" w:tentative="1">
+      <w:start w:val="1"/>
+      <w:numFmt w:val="bullet"/>
+      <w:lvlText w:val=""/>
+      <w:lvlJc w:val="left"/>
+      <w:pPr>
+        <w:tabs>
+          <w:tab w:val="num" w:pos="2880"/>
+        </w:tabs>
+        <w:ind w:left="2880" w:hanging="360"/>
+      </w:pPr>
+      <w:rPr>
+        <w:rFonts w:ascii="Symbol" w:hAnsi="Symbol" w:hint="default"/>
+        <w:sz w:val="20"/>
+      </w:rPr>
+    </w:lvl>
+    <w:lvl w:ilvl="4" w:tentative="1">
+      <w:start w:val="1"/>
+      <w:numFmt w:val="bullet"/>
+      <w:lvlText w:val=""/>
+      <w:lvlJc w:val="left"/>
+      <w:pPr>
+        <w:tabs>
+          <w:tab w:val="num" w:pos="3600"/>
+        </w:tabs>
+        <w:ind w:left="3600" w:hanging="360"/>
+      </w:pPr>
+      <w:rPr>
+        <w:rFonts w:ascii="Symbol" w:hAnsi="Symbol" w:hint="default"/>
+        <w:sz w:val="20"/>
+      </w:rPr>
+    </w:lvl>
+    <w:lvl w:ilvl="5" w:tentative="1">
+      <w:start w:val="1"/>
+      <w:numFmt w:val="bullet"/>
+      <w:lvlText w:val=""/>
+      <w:lvlJc w:val="left"/>
+      <w:pPr>
+        <w:tabs>
+          <w:tab w:val="num" w:pos="4320"/>
+        </w:tabs>
+        <w:ind w:left="4320" w:hanging="360"/>
+      </w:pPr>
+      <w:rPr>
+        <w:rFonts w:ascii="Symbol" w:hAnsi="Symbol" w:hint="default"/>
+        <w:sz w:val="20"/>
+      </w:rPr>
+    </w:lvl>
+    <w:lvl w:ilvl="6" w:tentative="1">
+      <w:start w:val="1"/>
+      <w:numFmt w:val="bullet"/>
+      <w:lvlText w:val=""/>
+      <w:lvlJc w:val="left"/>
+      <w:pPr>
+        <w:tabs>
+          <w:tab w:val="num" w:pos="5040"/>
+        </w:tabs>
+        <w:ind w:left="5040" w:hanging="360"/>
+      </w:pPr>
+      <w:rPr>
+        <w:rFonts w:ascii="Symbol" w:hAnsi="Symbol" w:hint="default"/>
+        <w:sz w:val="20"/>
+      </w:rPr>
+    </w:lvl>
+    <w:lvl w:ilvl="7" w:tentative="1">
+      <w:start w:val="1"/>
+      <w:numFmt w:val="bullet"/>
+      <w:lvlText w:val=""/>
+      <w:lvlJc w:val="left"/>
+      <w:pPr>
+        <w:tabs>
+          <w:tab w:val="num" w:pos="5760"/>
+        </w:tabs>
+        <w:ind w:left="5760" w:hanging="360"/>
+      </w:pPr>
+      <w:rPr>
+        <w:rFonts w:ascii="Symbol" w:hAnsi="Symbol" w:hint="default"/>
+        <w:sz w:val="20"/>
+      </w:rPr>
+    </w:lvl>
+    <w:lvl w:ilvl="8" w:tentative="1">
+      <w:start w:val="1"/>
+      <w:numFmt w:val="bullet"/>
+      <w:lvlText w:val=""/>
+      <w:lvlJc w:val="left"/>
+      <w:pPr>
+        <w:tabs>
+          <w:tab w:val="num" w:pos="6480"/>
+        </w:tabs>
+        <w:ind w:left="6480" w:hanging="360"/>
+      </w:pPr>
+      <w:rPr>
+        <w:rFonts w:ascii="Symbol" w:hAnsi="Symbol" w:hint="default"/>
+        <w:sz w:val="20"/>
+      </w:rPr>
+    </w:lvl>
+  </w:abstractNum>
+  <w:abstractNum w:abstractNumId="9" w15:restartNumberingAfterBreak="0">
     <w:nsid w:val="60DA63C9"/>
     <w:multiLevelType w:val="multilevel"/>
     <w:tmpl w:val="AAD2C86E"/>
@@ -1158,8 +4401,227 @@
       </w:pPr>
     </w:lvl>
   </w:abstractNum>
+  <w:abstractNum w:abstractNumId="10" w15:restartNumberingAfterBreak="0">
+    <w:nsid w:val="7E3508EE"/>
+    <w:multiLevelType w:val="multilevel"/>
+    <w:tmpl w:val="7660DB0E"/>
+    <w:lvl w:ilvl="0">
+      <w:start w:val="1"/>
+      <w:numFmt w:val="bullet"/>
+      <w:lvlText w:val=""/>
+      <w:lvlJc w:val="left"/>
+      <w:pPr>
+        <w:tabs>
+          <w:tab w:val="num" w:pos="720"/>
+        </w:tabs>
+        <w:ind w:left="720" w:hanging="360"/>
+      </w:pPr>
+      <w:rPr>
+        <w:rFonts w:ascii="Symbol" w:hAnsi="Symbol" w:hint="default"/>
+        <w:sz w:val="20"/>
+      </w:rPr>
+    </w:lvl>
+    <w:lvl w:ilvl="1">
+      <w:start w:val="1"/>
+      <w:numFmt w:val="bullet"/>
+      <w:lvlText w:val=""/>
+      <w:lvlJc w:val="left"/>
+      <w:pPr>
+        <w:tabs>
+          <w:tab w:val="num" w:pos="1440"/>
+        </w:tabs>
+        <w:ind w:left="1440" w:hanging="360"/>
+      </w:pPr>
+      <w:rPr>
+        <w:rFonts w:ascii="Symbol" w:hAnsi="Symbol" w:hint="default"/>
+        <w:sz w:val="20"/>
+      </w:rPr>
+    </w:lvl>
+    <w:lvl w:ilvl="2" w:tentative="1">
+      <w:start w:val="1"/>
+      <w:numFmt w:val="bullet"/>
+      <w:lvlText w:val=""/>
+      <w:lvlJc w:val="left"/>
+      <w:pPr>
+        <w:tabs>
+          <w:tab w:val="num" w:pos="2160"/>
+        </w:tabs>
+        <w:ind w:left="2160" w:hanging="360"/>
+      </w:pPr>
+      <w:rPr>
+        <w:rFonts w:ascii="Symbol" w:hAnsi="Symbol" w:hint="default"/>
+        <w:sz w:val="20"/>
+      </w:rPr>
+    </w:lvl>
+    <w:lvl w:ilvl="3" w:tentative="1">
+      <w:start w:val="1"/>
+      <w:numFmt w:val="bullet"/>
+      <w:lvlText w:val=""/>
+      <w:lvlJc w:val="left"/>
+      <w:pPr>
+        <w:tabs>
+          <w:tab w:val="num" w:pos="2880"/>
+        </w:tabs>
+        <w:ind w:left="2880" w:hanging="360"/>
+      </w:pPr>
+      <w:rPr>
+        <w:rFonts w:ascii="Symbol" w:hAnsi="Symbol" w:hint="default"/>
+        <w:sz w:val="20"/>
+      </w:rPr>
+    </w:lvl>
+    <w:lvl w:ilvl="4" w:tentative="1">
+      <w:start w:val="1"/>
+      <w:numFmt w:val="bullet"/>
+      <w:lvlText w:val=""/>
+      <w:lvlJc w:val="left"/>
+      <w:pPr>
+        <w:tabs>
+          <w:tab w:val="num" w:pos="3600"/>
+        </w:tabs>
+        <w:ind w:left="3600" w:hanging="360"/>
+      </w:pPr>
+      <w:rPr>
+        <w:rFonts w:ascii="Symbol" w:hAnsi="Symbol" w:hint="default"/>
+        <w:sz w:val="20"/>
+      </w:rPr>
+    </w:lvl>
+    <w:lvl w:ilvl="5" w:tentative="1">
+      <w:start w:val="1"/>
+      <w:numFmt w:val="bullet"/>
+      <w:lvlText w:val=""/>
+      <w:lvlJc w:val="left"/>
+      <w:pPr>
+        <w:tabs>
+          <w:tab w:val="num" w:pos="4320"/>
+        </w:tabs>
+        <w:ind w:left="4320" w:hanging="360"/>
+      </w:pPr>
+      <w:rPr>
+        <w:rFonts w:ascii="Symbol" w:hAnsi="Symbol" w:hint="default"/>
+        <w:sz w:val="20"/>
+      </w:rPr>
+    </w:lvl>
+    <w:lvl w:ilvl="6" w:tentative="1">
+      <w:start w:val="1"/>
+      <w:numFmt w:val="bullet"/>
+      <w:lvlText w:val=""/>
+      <w:lvlJc w:val="left"/>
+      <w:pPr>
+        <w:tabs>
+          <w:tab w:val="num" w:pos="5040"/>
+        </w:tabs>
+        <w:ind w:left="5040" w:hanging="360"/>
+      </w:pPr>
+      <w:rPr>
+        <w:rFonts w:ascii="Symbol" w:hAnsi="Symbol" w:hint="default"/>
+        <w:sz w:val="20"/>
+      </w:rPr>
+    </w:lvl>
+    <w:lvl w:ilvl="7" w:tentative="1">
+      <w:start w:val="1"/>
+      <w:numFmt w:val="bullet"/>
+      <w:lvlText w:val=""/>
+      <w:lvlJc w:val="left"/>
+      <w:pPr>
+        <w:tabs>
+          <w:tab w:val="num" w:pos="5760"/>
+        </w:tabs>
+        <w:ind w:left="5760" w:hanging="360"/>
+      </w:pPr>
+      <w:rPr>
+        <w:rFonts w:ascii="Symbol" w:hAnsi="Symbol" w:hint="default"/>
+        <w:sz w:val="20"/>
+      </w:rPr>
+    </w:lvl>
+    <w:lvl w:ilvl="8" w:tentative="1">
+      <w:start w:val="1"/>
+      <w:numFmt w:val="bullet"/>
+      <w:lvlText w:val=""/>
+      <w:lvlJc w:val="left"/>
+      <w:pPr>
+        <w:tabs>
+          <w:tab w:val="num" w:pos="6480"/>
+        </w:tabs>
+        <w:ind w:left="6480" w:hanging="360"/>
+      </w:pPr>
+      <w:rPr>
+        <w:rFonts w:ascii="Symbol" w:hAnsi="Symbol" w:hint="default"/>
+        <w:sz w:val="20"/>
+      </w:rPr>
+    </w:lvl>
+  </w:abstractNum>
   <w:num w:numId="1" w16cid:durableId="1285041244">
+    <w:abstractNumId w:val="9"/>
+  </w:num>
+  <w:num w:numId="2" w16cid:durableId="1363047186">
+    <w:abstractNumId w:val="2"/>
+  </w:num>
+  <w:num w:numId="3" w16cid:durableId="457648796">
+    <w:abstractNumId w:val="10"/>
+  </w:num>
+  <w:num w:numId="4" w16cid:durableId="1898929416">
+    <w:abstractNumId w:val="8"/>
+  </w:num>
+  <w:num w:numId="5" w16cid:durableId="775903549">
+    <w:abstractNumId w:val="7"/>
+  </w:num>
+  <w:num w:numId="6" w16cid:durableId="1656454813">
+    <w:abstractNumId w:val="5"/>
+  </w:num>
+  <w:num w:numId="7" w16cid:durableId="2073698715">
+    <w:abstractNumId w:val="3"/>
+  </w:num>
+  <w:num w:numId="8" w16cid:durableId="803422480">
     <w:abstractNumId w:val="0"/>
+  </w:num>
+  <w:num w:numId="9" w16cid:durableId="1417361866">
+    <w:abstractNumId w:val="6"/>
+  </w:num>
+  <w:num w:numId="10" w16cid:durableId="1287657570">
+    <w:abstractNumId w:val="4"/>
+  </w:num>
+  <w:num w:numId="11" w16cid:durableId="2110544547">
+    <w:abstractNumId w:val="1"/>
+  </w:num>
+  <w:num w:numId="12" w16cid:durableId="1769501673">
+    <w:abstractNumId w:val="1"/>
+    <w:lvlOverride w:ilvl="1">
+      <w:lvl w:ilvl="1">
+        <w:numFmt w:val="bullet"/>
+        <w:lvlText w:val=""/>
+        <w:lvlJc w:val="left"/>
+        <w:pPr>
+          <w:tabs>
+            <w:tab w:val="num" w:pos="1440"/>
+          </w:tabs>
+          <w:ind w:left="1440" w:hanging="360"/>
+        </w:pPr>
+        <w:rPr>
+          <w:rFonts w:ascii="Symbol" w:hAnsi="Symbol" w:hint="default"/>
+          <w:sz w:val="20"/>
+        </w:rPr>
+      </w:lvl>
+    </w:lvlOverride>
+  </w:num>
+  <w:num w:numId="13" w16cid:durableId="1540045944">
+    <w:abstractNumId w:val="1"/>
+    <w:lvlOverride w:ilvl="1">
+      <w:lvl w:ilvl="1">
+        <w:numFmt w:val="bullet"/>
+        <w:lvlText w:val=""/>
+        <w:lvlJc w:val="left"/>
+        <w:pPr>
+          <w:tabs>
+            <w:tab w:val="num" w:pos="1440"/>
+          </w:tabs>
+          <w:ind w:left="1440" w:hanging="360"/>
+        </w:pPr>
+        <w:rPr>
+          <w:rFonts w:ascii="Symbol" w:hAnsi="Symbol" w:hint="default"/>
+          <w:sz w:val="20"/>
+        </w:rPr>
+      </w:lvl>
+    </w:lvlOverride>
   </w:num>
 </w:numbering>
 </file>
